--- a/SDC/教学资料/软件设计与规范-教学大纲-2026秋季修订版（棕地项目）.docx
+++ b/SDC/教学资料/软件设计与规范-教学大纲-2026秋季修订版（棕地项目）.docx
@@ -265,7 +265,7 @@
           <w:rFonts w:ascii="宋体" w:hAnsi="宋体" w:cs="宋体"/>
           <w:szCs w:val="21"/>
         </w:rPr>
-        <w:t xml:space="preserve">（1）标准与规范：IEEE 软件工程知识体系SWEBOK的软件开发部分，中国软件工程知识体系C-SWEBOK的软件开发部分，GB/T 11457软件工程术语，GB/T 8566软件生存周期过程，ISO/IEC 25010软件质量模型，GB/T 25000.10系统与软件质量模型，GB/T 8567计算机软件文档编制规范，大小写约定，类型、类型成员、参数、资源的命名规范等。面向AI的规范：提示词模式、AI生成代码使用与标注规范。</w:t>
+        <w:t>（1）标准与规范：IEEE 软件工程知识体系SWEBOK的软件开发部分，中国软件工程知识体系C-SWEBOK的软件开发部分，GB/T 11457软件工程术语，GB/T 8566软件生存周期过程，ISO/IEC 25010软件质量模型，GB/T 25000.10系统与软件质量模型，GB/T 8567计算机软件文档编制规范，大小写约定，类型、类型成员、参数、资源的命名规范等。面向AI的规范：提示词模式、AI生成代码使用与标注规范。</w:t>
       </w:r>
     </w:p>
     <w:p>
@@ -450,7 +450,7 @@
           <w:bCs/>
           <w:szCs w:val="21"/>
         </w:rPr>
-        <w:t>：掌握模块化设计原则、体系结构设计方法与架构模式，以及设计模式、重构与系统演化方法；能在既有系统的约束下诊断设计缺陷，提出并实施改进方案，了解影响设计目标和技术方案的各种因素。</w:t>
+        <w:t>：掌握模块化设计原则、体系结构设计方法与架构模式，以及设计模式、重构与系统演化方法；能在既有系统的约束下诊断设计缺陷，提出改进方案，并借助AI实施、核实其产出，了解影响设计目标和技术方案的各种因素。</w:t>
       </w:r>
     </w:p>
     <w:p>
@@ -504,7 +504,7 @@
           <w:bCs/>
           <w:szCs w:val="21"/>
         </w:rPr>
-        <w:t>掌握AI for SE的一般过程、AI时代的设计原则、面向不确定性组件的应对措施，以及AI输出的判定原则；能对AI给出的结论与代码作出采纳、部分采纳或驳回的判断，并理解AI编码助手的局限。</w:t>
+        <w:t>掌握AI for SE的一般过程、AI时代的设计原则、面向不确定性组件的应对措施，以及AI输出的核对内容；能对AI给出的结论与代码作出采纳、部分采纳或驳回的判断，并理解AI编码助手的局限。</w:t>
       </w:r>
     </w:p>
     <w:p>
@@ -1131,7 +1131,7 @@
           <w:rFonts w:ascii="宋体" w:hAnsi="宋体" w:cs="宋体"/>
           <w:szCs w:val="21"/>
         </w:rPr>
-        <w:t>重点：软件工程标准规范体系与主要标准；流程规范与内容规范；提示词模式作为人与AI之间的规格说明。</w:t>
+        <w:t>重点：软件工程标准规范体系与主要标准；流程规范与内容规范；提示词模式作为人与AI之间的规格说明；质量模型的可维护性子特性及其判定。</w:t>
       </w:r>
     </w:p>
     <w:p>
@@ -1199,7 +1199,7 @@
           <w:rFonts w:ascii="宋体" w:hAnsi="宋体" w:cs="宋体"/>
           <w:szCs w:val="21"/>
         </w:rPr>
-        <w:t>了解：软件工程标准体系与主要国家标准；线上学习资源与学习方法；整洁代码的核心思想与主要原则。</w:t>
+        <w:t>了解：软件工程标准体系与主要国家标准；线上学习资源与学习方法。</w:t>
       </w:r>
     </w:p>
     <w:p>
@@ -1284,21 +1284,19 @@
           <w:rFonts w:ascii="宋体" w:hAnsi="宋体" w:cs="宋体"/>
           <w:szCs w:val="21"/>
         </w:rPr>
-        <w:t>规范：流程规范与内容规范。整洁代码</w:t>
-      </w:r>
-      <w:r>
-        <w:rPr>
-          <w:rFonts w:ascii="宋体" w:hAnsi="宋体" w:cs="宋体" w:hint="eastAsia"/>
-          <w:szCs w:val="21"/>
-        </w:rPr>
-        <w:t>Clean Code</w:t>
-      </w:r>
-      <w:r>
-        <w:rPr>
-          <w:rFonts w:ascii="宋体" w:hAnsi="宋体" w:cs="宋体"/>
-          <w:szCs w:val="21"/>
-        </w:rPr>
-        <w:t>的核心判据是降低后续每一次阅读和修改的成本，即改一个需求需要动几处、读多少行、是否担心碰坏别处；包括命名、函数、注释、格式、错误处理、边界封装、测试与类的设计等要求。错误抽象的成本往往高于重复代码，过度拆分同样会降低可读性，因此一切形式要求都服从这一判据。</w:t>
+        <w:t>规范：流程规范与内容规范，标准可以按项目剪裁。</w:t>
+      </w:r>
+      <w:r>
+        <w:rPr>
+          <w:rFonts w:ascii="宋体" w:hAnsi="宋体" w:cs="宋体" w:hint="eastAsia"/>
+          <w:szCs w:val="21"/>
+        </w:rPr>
+      </w:r>
+      <w:r>
+        <w:rPr>
+          <w:rFonts w:ascii="宋体" w:hAnsi="宋体" w:cs="宋体"/>
+          <w:szCs w:val="21"/>
+        </w:rPr>
       </w:r>
     </w:p>
     <w:p>
@@ -1382,7 +1380,7 @@
           <w:szCs w:val="21"/>
         </w:rPr>
         <w:lastRenderedPageBreak/>
-        <w:t>协作工作流：任务分解 → 上下文与边界界定 → 先写验收准则 → 人工审查与修订记录；AI输出的判定原则</w:t>
+        <w:t>协作工作流：任务分解 → 上下文与边界界定 → 先写验收准则 → 人工审查与修订记录；AI输出的核对内容</w:t>
       </w:r>
       <w:r>
         <w:rPr>
@@ -1444,7 +1442,7 @@
           <w:rFonts w:ascii="宋体" w:hAnsi="宋体" w:cs="宋体"/>
           <w:szCs w:val="21"/>
         </w:rPr>
-        <w:t>，安排一次现场判定；</w:t>
+        <w:t>，安排一次当场判断；</w:t>
       </w:r>
     </w:p>
     <w:p>
@@ -1527,31 +1525,13 @@
         </w:rPr>
         <w:t xml:space="preserve"> </w:t>
       </w:r>
-      <w:proofErr w:type="spellStart"/>
-      <w:r>
-        <w:rPr>
-          <w:rFonts w:ascii="宋体" w:hAnsi="宋体" w:cs="宋体"/>
-          <w:szCs w:val="21"/>
-        </w:rPr>
-        <w:t>Usability→Interaction</w:t>
-      </w:r>
-      <w:proofErr w:type="spellEnd"/>
-      <w:r>
-        <w:rPr>
-          <w:rFonts w:ascii="宋体" w:hAnsi="宋体" w:cs="宋体"/>
-          <w:szCs w:val="21"/>
-        </w:rPr>
-        <w:t xml:space="preserve"> Capability、</w:t>
-      </w:r>
-      <w:proofErr w:type="spellStart"/>
-      <w:r>
-        <w:rPr>
-          <w:rFonts w:ascii="宋体" w:hAnsi="宋体" w:cs="宋体"/>
-          <w:szCs w:val="21"/>
-        </w:rPr>
-        <w:t>Portability→Flexibility</w:t>
-      </w:r>
-      <w:proofErr w:type="spellEnd"/>
+      <w:r>
+        <w:rPr>
+          <w:rFonts w:ascii="宋体" w:hAnsi="宋体" w:cs="宋体"/>
+          <w:szCs w:val="21"/>
+        </w:rPr>
+        <w:t>Usability→Interaction Capability、Portability→Flexibility</w:t>
+      </w:r>
       <w:r>
         <w:rPr>
           <w:rFonts w:ascii="宋体" w:hAnsi="宋体" w:cs="宋体"/>
@@ -1610,21 +1590,19 @@
           <w:rFonts w:ascii="宋体" w:hAnsi="宋体" w:cs="宋体"/>
           <w:szCs w:val="21"/>
         </w:rPr>
-        <w:t>重点：软件运行环境的主要形态</w:t>
-      </w:r>
-      <w:r>
-        <w:rPr>
-          <w:rFonts w:ascii="宋体" w:hAnsi="宋体" w:cs="宋体" w:hint="eastAsia"/>
-          <w:szCs w:val="21"/>
-        </w:rPr>
-        <w:t>，</w:t>
-      </w:r>
-      <w:r>
-        <w:rPr>
-          <w:rFonts w:ascii="宋体" w:hAnsi="宋体" w:cs="宋体"/>
-          <w:szCs w:val="21"/>
-        </w:rPr>
-        <w:t>单体、分布式、容器化，云服务的层次。</w:t>
+        <w:t>重点：软件运行环境的主要形态，单体、分布式、容器化，云服务的层次；各运行形态的适用范围与工程用法。</w:t>
+      </w:r>
+      <w:r>
+        <w:rPr>
+          <w:rFonts w:ascii="宋体" w:hAnsi="宋体" w:cs="宋体" w:hint="eastAsia"/>
+          <w:szCs w:val="21"/>
+        </w:rPr>
+      </w:r>
+      <w:r>
+        <w:rPr>
+          <w:rFonts w:ascii="宋体" w:hAnsi="宋体" w:cs="宋体"/>
+          <w:szCs w:val="21"/>
+        </w:rPr>
       </w:r>
     </w:p>
     <w:p>
@@ -1689,7 +1667,7 @@
           <w:rFonts w:ascii="宋体" w:hAnsi="宋体" w:cs="宋体"/>
           <w:szCs w:val="21"/>
         </w:rPr>
-        <w:t>了解：开发环境与运行环境；虚拟化与云计算的层次；单体、分布式与容器化部署。</w:t>
+        <w:t>了解：开发环境与运行环境；虚拟化与云计算的层次；基础设施即服务IaaS、平台即服务PaaS、软件即服务SaaS；单体、分布式与容器化部署。</w:t>
       </w:r>
     </w:p>
     <w:p>
@@ -1737,7 +1715,7 @@
           <w:rFonts w:ascii="宋体" w:hAnsi="宋体" w:cs="宋体"/>
           <w:szCs w:val="21"/>
         </w:rPr>
-        <w:t>项目；能借助AI排查环境类故障，并按AI产出验收原则核对AI给出的排查建议。</w:t>
+        <w:t>项目；能借助AI排查环境类故障，并按AI输出的核对内容核对AI给出的排查建议。</w:t>
       </w:r>
     </w:p>
     <w:p>
@@ -1771,7 +1749,7 @@
           <w:rFonts w:ascii="宋体" w:hAnsi="宋体" w:cs="宋体"/>
           <w:szCs w:val="21"/>
         </w:rPr>
-        <w:t>软件运行环境：开发环境与运行环境；虚拟化与云计算层次IaaS、PaaS、SaaS；单体、分布式、容器化；运行环境的演化脉络。</w:t>
+        <w:t>软件运行环境：开发环境与运行环境；虚拟化与云计算层次（基础设施即服务IaaS、平台即服务PaaS、软件即服务SaaS）；单体、分布式、容器化；运行环境的演化脉络。各运行形态按它回应的非功能需求与带来的代价讲授，并与软件发展过程或质量特性相联系。</w:t>
       </w:r>
     </w:p>
     <w:p>
@@ -1834,6 +1812,35 @@
       </w:pPr>
       <w:r>
         <w:rPr>
+          <w:rFonts w:ascii="宋体" w:hAnsi="宋体" w:cs="宋体" w:hint="eastAsia"/>
+          <w:szCs w:val="21"/>
+        </w:rPr>
+        <w:t>软件设计的基本概念：抽象与逐步求精；模块化与信息隐藏，按"藏起什么设计决定"划分模块；内聚与耦合，追求高内聚、低耦合。结合本项目的模块依赖图讲授。</w:t>
+      </w:r>
+      <w:r>
+        <w:rPr>
+          <w:rFonts w:ascii="宋体" w:hAnsi="宋体" w:cs="宋体"/>
+          <w:szCs w:val="21"/>
+        </w:rPr>
+      </w:r>
+      <w:r>
+        <w:rPr>
+          <w:rFonts w:ascii="宋体" w:hAnsi="宋体" w:cs="宋体"/>
+          <w:szCs w:val="21"/>
+        </w:rPr>
+      </w:r>
+    </w:p>
+    <w:p>
+      <w:pPr>
+        <w:spacing w:line="360" w:lineRule="auto"/>
+        <w:ind w:firstLine="420"/>
+        <w:rPr>
+          <w:rFonts w:ascii="宋体" w:hAnsi="宋体" w:cs="宋体" w:hint="eastAsia"/>
+          <w:szCs w:val="21"/>
+        </w:rPr>
+      </w:pPr>
+      <w:r>
+        <w:rPr>
           <w:rFonts w:ascii="宋体" w:hAnsi="宋体" w:cs="宋体"/>
           <w:szCs w:val="21"/>
         </w:rPr>
@@ -1936,7 +1943,7 @@
           <w:rFonts w:ascii="宋体" w:hAnsi="宋体" w:cs="宋体"/>
           <w:szCs w:val="21"/>
         </w:rPr>
-        <w:t>[21] NIST SP 800-145；[27] Le等 2015；[43] UC Berkeley《Large Language Model Agents》；[45] 课程实例项目mall；[46] mall的微服务版本mall-swarm。</w:t>
+        <w:t>[21] NIST SP 800-145；[22] Parnas 1972；[27] Le等 2015；[43] UC Berkeley《Large Language Model Agents》；[45] 课程实例项目mall；[46] mall的微服务版本mall-swarm；[47] 课程组《AI协作与产出验收规范》；[48] 课程组《mall／mall-swarm 产品拆解》。</w:t>
       </w:r>
     </w:p>
     <w:p>
@@ -1989,7 +1996,7 @@
           <w:rFonts w:ascii="宋体" w:hAnsi="宋体" w:cs="宋体"/>
           <w:szCs w:val="21"/>
         </w:rPr>
-        <w:t>重点：需求分析与需求验收准则；视图建模；分层与架构边界；表现层架构模式；依赖注入与控制反转；对象关系映射。</w:t>
+        <w:t>重点：需求分析与需求验收准则；视图建模；分层与架构边界；设计原则与SOLID；表现层架构模式；依赖注入与控制反转；对象关系映射。</w:t>
       </w:r>
     </w:p>
     <w:p>
@@ -2040,7 +2047,7 @@
           <w:rFonts w:ascii="宋体" w:hAnsi="宋体" w:cs="宋体"/>
           <w:szCs w:val="21"/>
         </w:rPr>
-        <w:t>理解：视图与利益相关者关注点的对应关系；Tier与Layer的区别；架构决策记录的结构；对象与关系数据库之间的阻抗失配；几种数据源架构模式的差别；工作单元、标识映射、延迟加载各自解决什么问题。</w:t>
+        <w:t>理解：视图与利益相关者关注点的对应关系；Tier（部署层次）与Layer（逻辑层次）的区别；架构决策记录的结构；对象与关系数据库之间的阻抗失配；几种数据源架构模式的差别；工作单元、标识映射、延迟加载各自解决什么问题。</w:t>
       </w:r>
     </w:p>
     <w:p>
@@ -2057,7 +2064,7 @@
           <w:rFonts w:ascii="宋体" w:hAnsi="宋体" w:cs="宋体"/>
           <w:szCs w:val="21"/>
         </w:rPr>
-        <w:t>掌握：需求验收准则的写法；分层的职责与依赖方向；识别分层缺陷；架构约束的表达与检查；不可变约束的识别；表现与业务分离的原则；控制反转与依赖注入的方式及其与服务定位器的比较；能评价既有系统中表现层组织、依赖装配和数据访问方式的设计取舍。</w:t>
+        <w:t>掌握：需求验收准则的写法；分层的职责与依赖方向；识别分层缺陷；架构约束的表达与检查；不得修改部分的识别；表现与业务分离的原则；控制反转与依赖注入的方式及其与服务定位器的比较；能评价既有系统中表现层组织、依赖装配和数据访问方式的设计取舍。</w:t>
       </w:r>
     </w:p>
     <w:p>
@@ -2122,7 +2129,7 @@
           <w:rFonts w:ascii="宋体" w:hAnsi="宋体" w:cs="宋体"/>
           <w:szCs w:val="21"/>
         </w:rPr>
-        <w:t>视图建模：逻辑视图、进程视图、开发视图、物理视图与场景；体系结构风格与架构边界的划分方式，各自的依赖方向。</w:t>
+        <w:t>视图建模：逻辑视图、进程视图、开发视图、物理视图与场景；用UML（统一建模语言）类图、顺序图、包图、部署图分别表达逻辑视图、进程视图、开发视图与物理视图；体系结构风格与架构边界的划分方式，各自的依赖方向。</w:t>
       </w:r>
     </w:p>
     <w:p>
@@ -2212,8 +2219,37 @@
           <w:rFonts w:ascii="宋体" w:hAnsi="宋体" w:cs="宋体"/>
           <w:szCs w:val="21"/>
         </w:rPr>
+        <w:t>表现层架构模式：表现逻辑与领域逻辑分离，状态通过事件同步；表现层模式MVC（模型—视图—控制器）、MVVM（模型—视图—视图模型）的组成、依赖方向与可测试性。</w:t>
+      </w:r>
+      <w:r>
+        <w:rPr>
+          <w:rFonts w:ascii="宋体" w:hAnsi="宋体" w:cs="宋体" w:hint="eastAsia"/>
+          <w:szCs w:val="21"/>
+        </w:rPr>
+      </w:r>
+      <w:r>
+        <w:rPr>
+          <w:rFonts w:ascii="宋体" w:hAnsi="宋体" w:cs="宋体"/>
+          <w:szCs w:val="21"/>
+        </w:rPr>
+      </w:r>
+    </w:p>
+    <w:p>
+      <w:pPr>
+        <w:spacing w:line="360" w:lineRule="auto"/>
+        <w:ind w:firstLine="420"/>
+        <w:rPr>
+          <w:rFonts w:ascii="宋体" w:hAnsi="宋体" w:cs="宋体" w:hint="eastAsia"/>
+          <w:szCs w:val="21"/>
+        </w:rPr>
+      </w:pPr>
+      <w:r>
+        <w:rPr>
+          <w:rFonts w:ascii="宋体" w:hAnsi="宋体" w:cs="宋体"/>
+          <w:szCs w:val="21"/>
+        </w:rPr>
         <w:lastRenderedPageBreak/>
-        <w:t>不可变约束与架构决策记录：接手既有系统时先判定不可修改的部分；视图说明系统长什么样，架构决策记录说明当初这样定的理由。</w:t>
+        <w:t>不得修改的部分与架构决策记录：接手既有系统时先判定不可修改的部分；视图说明系统长什么样，架构决策记录说明当初这样定的理由。</w:t>
       </w:r>
     </w:p>
     <w:p>
@@ -2230,21 +2266,7 @@
           <w:rFonts w:ascii="宋体" w:hAnsi="宋体" w:cs="宋体"/>
           <w:szCs w:val="21"/>
         </w:rPr>
-        <w:t>表现层架构模式：表现逻辑与领域逻辑分离，状态通过事件同步；表现层模式</w:t>
-      </w:r>
-      <w:r>
-        <w:rPr>
-          <w:rFonts w:ascii="宋体" w:hAnsi="宋体" w:cs="宋体" w:hint="eastAsia"/>
-          <w:szCs w:val="21"/>
-        </w:rPr>
-        <w:t>MVC、MVVM</w:t>
-      </w:r>
-      <w:r>
-        <w:rPr>
-          <w:rFonts w:ascii="宋体" w:hAnsi="宋体" w:cs="宋体"/>
-          <w:szCs w:val="21"/>
-        </w:rPr>
-        <w:t>的组成、依赖方向与可测试性。</w:t>
+        <w:t>设计原则与SOLID：常见设计原则（KISS、DRY、Tell Don't Ask、YAGNI、SoC，以及不过度设计）各一句定义与一处本项目证据；SOLID（面向对象设计的五条基本原则：单一职责、开闭、里氏替换、接口隔离、依赖倒置）各一句定义与一处本项目证据，依赖倒置与依赖注入相接。原则之间会冲突，取舍要写出理由。</w:t>
       </w:r>
     </w:p>
     <w:p>
@@ -2351,7 +2373,7 @@
           <w:rFonts w:ascii="宋体" w:hAnsi="宋体" w:cs="宋体" w:hint="eastAsia"/>
           <w:szCs w:val="21"/>
         </w:rPr>
-        <w:t>面向不确定性的设计：把模型预测当作不可靠组件看待，它会在未知的时刻以未知的原因出错，因此设计的目标不是消除错误，而是让系统的整体目标在出错时仍然成立。借鉴分层解耦、信息隐藏对“变化与失败”的应对思想，给出以下设计原则：（1）假设错误不可避免；（2）按后果分级选择人机分工：自动化、建议式交互、人工审批，按出错代价与用户能力选取，高风险场景保留人工回路与撤销能力；（3）护栏：用非AI的硬性手段限制预测的输入与输出，如取值区间限制、禁用词过滤、已知输入覆盖；（4）执行者与检查者：由独立组件或独立信号检测错误并纠正，不依赖模型自身的置信度；（5）分布外检测：输入偏离预期时拒绝预测，而不是给出低置信度结果；（6）降级：检测到组件失效时降低功能与性能以维持安全运行，而不是整体停机；（7）检测与恢复：把发现错误、纠正错误、恢复状态作为设计的一部分。</w:t>
+        <w:t>AI产出的验收方法：AI产出的验收准则（准确率/拒答率/延迟/成本/幻觉容忍度 → 阈值）；评测集构建方法；对抗用例设计（越界输入、提示注入尝试）；提示注入与最小权限原则；风险台账与验收报告结构；放行／降级／驳回的判定依据。</w:t>
       </w:r>
     </w:p>
     <w:p>
@@ -2365,10 +2387,10 @@
       </w:pPr>
       <w:r>
         <w:rPr>
-          <w:rFonts w:ascii="宋体" w:hAnsi="宋体" w:cs="宋体" w:hint="eastAsia"/>
-          <w:szCs w:val="21"/>
-        </w:rPr>
-        <w:t>AI产出的验收方法：AI产出验收原则（准确率/拒答率/延迟/成本/幻觉容忍度 → 阈值）；评测集构建方法；对抗用例设计（越界输入、提示注入尝试）；提示注入与最小权限原则；风险台账与验收报告结构；放行／降级／驳回的判定依据。</w:t>
+          <w:rFonts w:ascii="宋体" w:hAnsi="宋体" w:cs="宋体"/>
+          <w:szCs w:val="21"/>
+        </w:rPr>
+        <w:t>4.教学建议</w:t>
       </w:r>
     </w:p>
     <w:p>
@@ -2382,10 +2404,17 @@
       </w:pPr>
       <w:r>
         <w:rPr>
-          <w:rFonts w:ascii="宋体" w:hAnsi="宋体" w:cs="宋体"/>
-          <w:szCs w:val="21"/>
-        </w:rPr>
-        <w:t>4.教学建议</w:t>
+          <w:rFonts w:ascii="宋体" w:hAnsi="宋体" w:cs="宋体" w:hint="eastAsia"/>
+          <w:szCs w:val="21"/>
+        </w:rPr>
+        <w:t>使用棕地项目的</w:t>
+      </w:r>
+      <w:r>
+        <w:rPr>
+          <w:rFonts w:ascii="宋体" w:hAnsi="宋体" w:cs="宋体"/>
+          <w:szCs w:val="21"/>
+        </w:rPr>
+        <w:t>模块依赖图、生成代码边界和共用表结构讲不得修改的部分；用同一业务存在两处实现这类现象，讨论它属于架构缺陷还是合理的边界；</w:t>
       </w:r>
     </w:p>
     <w:p>
@@ -2399,17 +2428,24 @@
       </w:pPr>
       <w:r>
         <w:rPr>
-          <w:rFonts w:ascii="宋体" w:hAnsi="宋体" w:cs="宋体" w:hint="eastAsia"/>
-          <w:szCs w:val="21"/>
-        </w:rPr>
-        <w:t>使用棕地项目的</w:t>
-      </w:r>
-      <w:r>
-        <w:rPr>
-          <w:rFonts w:ascii="宋体" w:hAnsi="宋体" w:cs="宋体"/>
-          <w:szCs w:val="21"/>
-        </w:rPr>
-        <w:t>模块依赖图、生成代码边界和共用表结构讲不可变约束；用同一业务存在两处实现这类现象，讨论它属于架构缺陷还是合理的边界；</w:t>
+          <w:rFonts w:ascii="宋体" w:hAnsi="宋体" w:cs="宋体"/>
+          <w:szCs w:val="21"/>
+        </w:rPr>
+        <w:t>通过实例讲解依赖注入原理，使用</w:t>
+      </w:r>
+      <w:r>
+        <w:rPr>
+          <w:rFonts w:ascii="宋体" w:hAnsi="宋体" w:cs="宋体" w:hint="eastAsia"/>
+          <w:szCs w:val="21"/>
+        </w:rPr>
+        <w:t>Spring、CommunityToolkit等</w:t>
+      </w:r>
+      <w:r>
+        <w:rPr>
+          <w:rFonts w:ascii="宋体" w:hAnsi="宋体" w:cs="宋体"/>
+          <w:szCs w:val="21"/>
+        </w:rPr>
+        <w:t>不同实现技术进行横向比较。</w:t>
       </w:r>
     </w:p>
     <w:p>
@@ -2426,21 +2462,7 @@
           <w:rFonts w:ascii="宋体" w:hAnsi="宋体" w:cs="宋体"/>
           <w:szCs w:val="21"/>
         </w:rPr>
-        <w:t>通过实例讲解依赖注入原理，使用</w:t>
-      </w:r>
-      <w:r>
-        <w:rPr>
-          <w:rFonts w:ascii="宋体" w:hAnsi="宋体" w:cs="宋体" w:hint="eastAsia"/>
-          <w:szCs w:val="21"/>
-        </w:rPr>
-        <w:t>Spring、CommunityToolkit等</w:t>
-      </w:r>
-      <w:r>
-        <w:rPr>
-          <w:rFonts w:ascii="宋体" w:hAnsi="宋体" w:cs="宋体"/>
-          <w:szCs w:val="21"/>
-        </w:rPr>
-        <w:t>不同实现技术进行横向比较。</w:t>
+        <w:t>通过实例讲解数据源架构模式的选择与代价；线上预习框架的接口与配置。</w:t>
       </w:r>
     </w:p>
     <w:p>
@@ -2457,7 +2479,7 @@
           <w:rFonts w:ascii="宋体" w:hAnsi="宋体" w:cs="宋体"/>
           <w:szCs w:val="21"/>
         </w:rPr>
-        <w:t>通过实例讲解数据源架构模式的选择与代价；线上预习框架的接口与配置。</w:t>
+        <w:t>5.本章参考资料</w:t>
       </w:r>
     </w:p>
     <w:p>
@@ -2474,32 +2496,7 @@
           <w:rFonts w:ascii="宋体" w:hAnsi="宋体" w:cs="宋体"/>
           <w:szCs w:val="21"/>
         </w:rPr>
-        <w:t>5.本章参考资料</w:t>
-      </w:r>
-    </w:p>
-    <w:p>
-      <w:pPr>
-        <w:spacing w:line="360" w:lineRule="auto"/>
-        <w:ind w:firstLine="420"/>
-        <w:rPr>
-          <w:rFonts w:ascii="宋体" w:hAnsi="宋体" w:cs="宋体" w:hint="eastAsia"/>
-          <w:szCs w:val="21"/>
-        </w:rPr>
-      </w:pPr>
-      <w:r>
-        <w:rPr>
-          <w:rFonts w:ascii="宋体" w:hAnsi="宋体" w:cs="宋体"/>
-          <w:szCs w:val="21"/>
-        </w:rPr>
-        <w:t xml:space="preserve">[1] 《软件设计与体系结构》；[7] Fowler《企业应用架构模式》第1、3、4章；[8] Ford等《演进式架构》；[9] Evans《领域驱动设计》第4章；[10] Vernon《实现领域驱动设计》第4章；[11] Newman《微服务设计》；[14] Kästner《Machine Learning in Production》；[25] </w:t>
-      </w:r>
-      <w:r>
-        <w:rPr>
-          <w:rFonts w:ascii="宋体" w:hAnsi="宋体" w:cs="宋体"/>
-          <w:szCs w:val="21"/>
-        </w:rPr>
-        <w:lastRenderedPageBreak/>
-        <w:t>Kruchten 1995；[36] Fowler《GUI Architectures》；[37] Fowler《IoC容器与依赖注入》；[38] Microsoft《Model-View-ViewModel》；[39] Spring参考文档“Dependency Injection”；[40] CMU《Machine Learning in Production》课程与教材；[41] Stanford CS 329S公开讲义。</w:t>
+        <w:t>[1] 《软件设计与体系结构》；[7] Fowler《企业应用架构模式》第1、3、4章；[8] Ford等《演进式架构》；[9] Evans《领域驱动设计》第4章；[10] Vernon《实现领域驱动设计》第4章；[11] Newman《微服务设计》；[25] Kruchten 1995；[36] Fowler《GUI Architectures》；[37] Fowler《IoC容器与依赖注入》；[38] Microsoft《Model-View-ViewModel》；[49] Nygard《Documenting Architecture Decisions》；[39] Spring参考文档“Dependency Injection”。</w:t>
       </w:r>
     </w:p>
     <w:p>
@@ -2654,7 +2651,7 @@
           <w:rFonts w:ascii="宋体" w:hAnsi="宋体" w:cs="宋体"/>
           <w:szCs w:val="21"/>
         </w:rPr>
-        <w:t xml:space="preserve">软件设计的基本概念：抽象与逐步求精，模块化与信息隐藏，内聚与耦合；软件设计过程：软件设计的一般过程，软件设计的主要活动；以订单为例，讲解抽象与逐步求精过程，说明软件设计过程与主要活动；软件设计的质量，软件设计规格说明，软件设计评审；Robert C. Martin的SOLID原则。</w:t>
+        <w:t>软件设计过程：软件设计的一般过程（两层迭代），软件设计的主要活动（设计计划、体系结构设计、界面设计、模块/子系统设计、数据模型设计、过程/算法设计），各活动配一个典型例子；以订单为例，讲解抽象与逐步求精过程，说明软件设计过程与主要活动；软件设计的质量，软件设计规格说明，软件设计评审。抽象与逐步求精、模块化与信息隐藏、内聚与耦合已在第二章讲授；SOLID已在第三章讲授，此处只做应用与判定。</w:t>
       </w:r>
     </w:p>
     <w:p>
@@ -2671,35 +2668,31 @@
           <w:rFonts w:ascii="宋体" w:hAnsi="宋体" w:cs="宋体"/>
           <w:szCs w:val="21"/>
         </w:rPr>
-        <w:t>设计模式：模式四要素（名称、问题、解决方案、效果）</w:t>
-      </w:r>
-      <w:r>
-        <w:rPr>
-          <w:rFonts w:ascii="宋体" w:hAnsi="宋体" w:cs="宋体" w:hint="eastAsia"/>
-          <w:szCs w:val="21"/>
-        </w:rPr>
-        <w:t>；评价</w:t>
-      </w:r>
-      <w:r>
-        <w:rPr>
-          <w:rFonts w:ascii="宋体" w:hAnsi="宋体" w:cs="宋体"/>
-          <w:szCs w:val="21"/>
-        </w:rPr>
-        <w:t>模式，得到什么、失去什么；常见模式的适用场合</w:t>
-      </w:r>
-      <w:r>
-        <w:rPr>
-          <w:rFonts w:ascii="宋体" w:hAnsi="宋体" w:cs="宋体" w:hint="eastAsia"/>
-          <w:szCs w:val="21"/>
-        </w:rPr>
-        <w:t>，</w:t>
-      </w:r>
-      <w:r>
-        <w:rPr>
-          <w:rFonts w:ascii="宋体" w:hAnsi="宋体" w:cs="宋体"/>
-          <w:szCs w:val="21"/>
-        </w:rPr>
-        <w:t>条件分支密集时用策略或状态模式，重复流程用模板模式。</w:t>
+        <w:t>设计模式：模式的四个要素（名称、问题、解决方案、效果）；评价模式，得到什么、失去什么；策略模式、装饰模式、状态模式与模板方法各用四个要素写一遍，并说明各自消除的坏味道（条件分支密集时用策略或状态模式，重复的处理流程用模板方法）。</w:t>
+      </w:r>
+      <w:r>
+        <w:rPr>
+          <w:rFonts w:ascii="宋体" w:hAnsi="宋体" w:cs="宋体" w:hint="eastAsia"/>
+          <w:szCs w:val="21"/>
+        </w:rPr>
+      </w:r>
+      <w:r>
+        <w:rPr>
+          <w:rFonts w:ascii="宋体" w:hAnsi="宋体" w:cs="宋体"/>
+          <w:szCs w:val="21"/>
+        </w:rPr>
+      </w:r>
+      <w:r>
+        <w:rPr>
+          <w:rFonts w:ascii="宋体" w:hAnsi="宋体" w:cs="宋体" w:hint="eastAsia"/>
+          <w:szCs w:val="21"/>
+        </w:rPr>
+      </w:r>
+      <w:r>
+        <w:rPr>
+          <w:rFonts w:ascii="宋体" w:hAnsi="宋体" w:cs="宋体"/>
+          <w:szCs w:val="21"/>
+        </w:rPr>
       </w:r>
     </w:p>
     <w:p>
@@ -2806,7 +2799,7 @@
           <w:rFonts w:ascii="宋体" w:hAnsi="宋体" w:cs="宋体"/>
           <w:szCs w:val="21"/>
         </w:rPr>
-        <w:t>，先判断它是否触及不可变约束、是否夹带无关修改，再</w:t>
+        <w:t>，先判断它是否触及不得修改的部分、是否夹带无关修改，再</w:t>
       </w:r>
       <w:r>
         <w:rPr>
@@ -3003,7 +2996,7 @@
           <w:rFonts w:ascii="宋体" w:hAnsi="宋体" w:cs="宋体"/>
           <w:szCs w:val="21"/>
         </w:rPr>
-        <w:t>重点：命名规范；接口契约；测试的基本要求；代码编译与运行环境的部署。</w:t>
+        <w:t>重点：整洁代码的判据与做法；命名规范；接口契约；测试的基本要求；面向不确定性的设计原则；代码编译与运行环境的部署。</w:t>
       </w:r>
     </w:p>
     <w:p>
@@ -3020,49 +3013,7 @@
           <w:rFonts w:ascii="宋体" w:hAnsi="宋体" w:cs="宋体"/>
           <w:szCs w:val="21"/>
         </w:rPr>
-        <w:t>难点：理解规范本身也是设计决策；</w:t>
-      </w:r>
-      <w:r>
-        <w:rPr>
-          <w:rFonts w:ascii="宋体" w:hAnsi="宋体" w:cs="宋体" w:hint="eastAsia"/>
-          <w:szCs w:val="21"/>
-        </w:rPr>
-        <w:t>利用</w:t>
-      </w:r>
-      <w:r>
-        <w:rPr>
-          <w:rFonts w:ascii="宋体" w:hAnsi="宋体" w:cs="宋体"/>
-          <w:szCs w:val="21"/>
-        </w:rPr>
-        <w:t>设计原则和规范</w:t>
-      </w:r>
-      <w:r>
-        <w:rPr>
-          <w:rFonts w:ascii="宋体" w:hAnsi="宋体" w:cs="宋体" w:hint="eastAsia"/>
-          <w:szCs w:val="21"/>
-        </w:rPr>
-        <w:t>来</w:t>
-      </w:r>
-      <w:r>
-        <w:rPr>
-          <w:rFonts w:ascii="宋体" w:hAnsi="宋体" w:cs="宋体"/>
-          <w:szCs w:val="21"/>
-        </w:rPr>
-        <w:t>验收AI产出，而不是只看测试</w:t>
-      </w:r>
-      <w:r>
-        <w:rPr>
-          <w:rFonts w:ascii="宋体" w:hAnsi="宋体" w:cs="宋体" w:hint="eastAsia"/>
-          <w:szCs w:val="21"/>
-        </w:rPr>
-        <w:t>与否</w:t>
-      </w:r>
-      <w:r>
-        <w:rPr>
-          <w:rFonts w:ascii="宋体" w:hAnsi="宋体" w:cs="宋体"/>
-          <w:szCs w:val="21"/>
-        </w:rPr>
-        <w:t>。</w:t>
+        <w:t>难点：理解规范本身也是设计决策；理解AI验收为何不能只看测试是否通过；利用设计原则和规范来验收AI产出，而不是只看测试与否。</w:t>
       </w:r>
     </w:p>
     <w:p>
@@ -3096,7 +3047,7 @@
           <w:rFonts w:ascii="宋体" w:hAnsi="宋体" w:cs="宋体"/>
           <w:szCs w:val="21"/>
         </w:rPr>
-        <w:t>理解：类库、程序集、命名空间三者的关系；代码评审关注的内容；提交说明的写法；测试在开发过程中的位置。</w:t>
+        <w:t>理解：整洁代码的核心思想与主要原则；类库、程序集、命名空间三者的关系；代码评审关注的内容；提交说明的写法；测试在开发过程中的位置。</w:t>
       </w:r>
     </w:p>
     <w:p>
@@ -3147,6 +3098,8 @@
           <w:rFonts w:ascii="宋体" w:hAnsi="宋体" w:cs="宋体"/>
           <w:szCs w:val="21"/>
         </w:rPr>
+        <w:t>整洁代码：核心判据是降低后续每一次阅读和修改的成本，即改一个需求需要动几处、读多少行、是否担心碰坏别处；包括命名、函数、注释、格式、错误处理、边界封装、测试与类的设计等要求；错误抽象的成本往往高于重复代码，过度拆分同样会降低可读性，一切形式要求都服从这一判据。</w:t>
+        <w:br/>
         <w:t>编码规范：变量、函数、接口与类的命名规范；面向对象约束、异常与分层条目；大小写约定；不同的规范对同一问题的规定不同，例如一套偏重防缺陷，另一套偏重格式统一。</w:t>
       </w:r>
     </w:p>
@@ -3260,6 +3213,23 @@
           <w:rFonts w:ascii="宋体" w:hAnsi="宋体" w:cs="宋体"/>
           <w:szCs w:val="21"/>
         </w:rPr>
+        <w:t>面向不确定性的设计：把模型预测当作不可靠组件看待，它会在未知的时刻以未知的原因出错，因此设计的目标不是消除错误，而是让系统的整体目标在出错时仍然成立。借鉴分层解耦、信息隐藏对“变化与失败”的应对思想，给出以下设计原则：（1）假设错误不可避免；（2）按后果分级选择人机分工：自动化、建议式交互、人工审批，按出错代价与用户能力选取，高风险场景保留人工回路与撤销能力；（3）护栏：用非AI的硬性手段限制预测的输入与输出，如取值区间限制、禁用词过滤、已知输入覆盖；（4）执行者与检查者：由独立组件或独立信号检测错误并纠正，不依赖模型自身的置信度；（5）分布外检测：输入偏离预期时拒绝预测，而不是给出低置信度结果；（6）降级：检测到组件失效时降低功能与性能以维持安全运行，而不是整体停机；（7）检测与恢复：把发现错误、纠正错误、恢复状态作为设计的一部分。</w:t>
+      </w:r>
+    </w:p>
+    <w:p>
+      <w:pPr>
+        <w:spacing w:line="360" w:lineRule="auto"/>
+        <w:ind w:firstLine="420"/>
+        <w:rPr>
+          <w:rFonts w:ascii="宋体" w:hAnsi="宋体" w:cs="宋体" w:hint="eastAsia"/>
+          <w:szCs w:val="21"/>
+        </w:rPr>
+      </w:pPr>
+      <w:r>
+        <w:rPr>
+          <w:rFonts w:ascii="宋体" w:hAnsi="宋体" w:cs="宋体"/>
+          <w:szCs w:val="21"/>
+        </w:rPr>
         <w:t>代码编译与运行环境部署：构建产物、依赖管理、配置与环境变量；把代码从开发环境部署到运行环境；部署后的验证与回滚。</w:t>
       </w:r>
     </w:p>
@@ -3278,7 +3248,7 @@
           <w:szCs w:val="21"/>
         </w:rPr>
         <w:lastRenderedPageBreak/>
-        <w:t>AI for SE：AI结对编程的“生成—审查—测试验证”闭环；AI辅助生成测试与部署配置；</w:t>
+        <w:t>AI for SE：AI结对编程的“生成—审查—测试验证”的完整流程；AI辅助生成测试与部署配置；</w:t>
       </w:r>
       <w:r>
         <w:rPr>
@@ -3336,7 +3306,7 @@
           <w:rFonts w:ascii="宋体" w:hAnsi="宋体" w:cs="宋体"/>
           <w:szCs w:val="21"/>
         </w:rPr>
-        <w:t xml:space="preserve">线上预习规范条目，课堂只讲规范之间的取舍；部署环节结合E1的构建与运行练习，另设选开实验“测试与部署”，训练编译与部署能力。</w:t>
+        <w:t>线上预习规范条目，课堂只讲规范之间的取舍；部署环节结合E1的构建与运行练习，另设选开实验“测试与部署”，训练编译与部署能力。</w:t>
       </w:r>
     </w:p>
     <w:p>
@@ -3370,7 +3340,7 @@
           <w:rFonts w:ascii="宋体" w:hAnsi="宋体" w:cs="宋体"/>
           <w:szCs w:val="21"/>
         </w:rPr>
-        <w:t>[12] Cwalina等《.NET设计规范》第3、4章；[13] Tulach《软件框架设计的艺术》；[30] Suh等 2025；[31] 阿里巴巴《Java开发手册（黄山版）》；[32] Google Java Style Guide；[33] Google《Code Review》；[34] Microsoft REST API Guidelines；[35] Conventional Commits 1.0.0。</w:t>
+        <w:t>[12] Cwalina等《.NET设计规范》第3、4章；[13] Tulach《软件框架设计的艺术》；[30] Suh等 2025；[31] 阿里巴巴《Java开发手册（黄山版）》；[32] Google Java Style Guide；[33] Google《Code Review》；[34] Microsoft REST API Guidelines；[35] Conventional Commits 1.0.0；[14] Kästner《Machine Learning in Production》；[40] CMU《Machine Learning in Production》课程与教材；[41] Stanford CS 329S公开讲义。</w:t>
       </w:r>
     </w:p>
     <w:p>
@@ -5783,23 +5753,22 @@
                 <w:sz w:val="18"/>
                 <w:szCs w:val="18"/>
               </w:rPr>
-              <w:t>开发环境</w:t>
-            </w:r>
-          </w:p>
-          <w:p>
-            <w:pPr>
-              <w:jc w:val="center"/>
-              <w:rPr>
-                <w:sz w:val="18"/>
-                <w:szCs w:val="18"/>
-              </w:rPr>
-            </w:pPr>
-            <w:r>
-              <w:rPr>
-                <w:sz w:val="18"/>
-                <w:szCs w:val="18"/>
-              </w:rPr>
-              <w:t>IntelliJ IDEA</w:t>
+              <w:t>开发环境 / IntelliJ IDEA + Claude Code，接入DeepSeek</w:t>
+            </w:r>
+          </w:p>
+          <w:p>
+            <w:pPr>
+              <w:jc w:val="center"/>
+              <w:rPr>
+                <w:sz w:val="18"/>
+                <w:szCs w:val="18"/>
+              </w:rPr>
+            </w:pPr>
+            <w:r>
+              <w:rPr>
+                <w:sz w:val="18"/>
+                <w:szCs w:val="18"/>
+              </w:rPr>
             </w:r>
             <w:r>
               <w:rPr>
@@ -5807,21 +5776,18 @@
                 <w:sz w:val="18"/>
                 <w:szCs w:val="18"/>
               </w:rPr>
-              <w:t xml:space="preserve"> + </w:t>
-            </w:r>
-            <w:r>
-              <w:rPr>
-                <w:sz w:val="18"/>
-                <w:szCs w:val="18"/>
-              </w:rPr>
-              <w:t>Qoder CN</w:t>
-            </w:r>
-            <w:r>
-              <w:rPr>
-                <w:sz w:val="18"/>
-                <w:szCs w:val="18"/>
-              </w:rPr>
-              <w:t>插件</w:t>
+            </w:r>
+            <w:r>
+              <w:rPr>
+                <w:sz w:val="18"/>
+                <w:szCs w:val="18"/>
+              </w:rPr>
+            </w:r>
+            <w:r>
+              <w:rPr>
+                <w:sz w:val="18"/>
+                <w:szCs w:val="18"/>
+              </w:rPr>
             </w:r>
             <w:r>
               <w:rPr>
@@ -5829,7 +5795,6 @@
                 <w:sz w:val="18"/>
                 <w:szCs w:val="18"/>
               </w:rPr>
-              <w:t>，安装</w:t>
             </w:r>
             <w:r>
               <w:rPr>
@@ -5837,14 +5802,12 @@
                 <w:sz w:val="18"/>
                 <w:szCs w:val="18"/>
               </w:rPr>
-              <w:t>skill</w:t>
-            </w:r>
-            <w:r>
-              <w:rPr>
-                <w:sz w:val="18"/>
-                <w:szCs w:val="18"/>
-              </w:rPr>
-              <w:t>，</w:t>
+            </w:r>
+            <w:r>
+              <w:rPr>
+                <w:sz w:val="18"/>
+                <w:szCs w:val="18"/>
+              </w:rPr>
             </w:r>
             <w:r>
               <w:rPr>
@@ -5852,7 +5815,6 @@
                 <w:sz w:val="18"/>
                 <w:szCs w:val="18"/>
               </w:rPr>
-              <w:t>接入</w:t>
             </w:r>
             <w:r>
               <w:rPr>
@@ -5860,14 +5822,12 @@
                 <w:sz w:val="18"/>
                 <w:szCs w:val="18"/>
               </w:rPr>
-              <w:t>D</w:t>
-            </w:r>
-            <w:r>
-              <w:rPr>
-                <w:sz w:val="18"/>
-                <w:szCs w:val="18"/>
-              </w:rPr>
-              <w:t>eepSeek</w:t>
+            </w:r>
+            <w:r>
+              <w:rPr>
+                <w:sz w:val="18"/>
+                <w:szCs w:val="18"/>
+              </w:rPr>
             </w:r>
             <w:r>
               <w:rPr>
@@ -5875,7 +5835,6 @@
                 <w:sz w:val="18"/>
                 <w:szCs w:val="18"/>
               </w:rPr>
-              <w:t xml:space="preserve"> </w:t>
             </w:r>
           </w:p>
         </w:tc>
@@ -6110,7 +6069,35 @@
                 <w:sz w:val="18"/>
                 <w:szCs w:val="18"/>
               </w:rPr>
-              <w:t xml:space="preserve">绘制 7 个 Maven 模块的结构图与依赖图；绘制调用链；提交一页导读说明（模块职责、依赖关系、构建方式、疑点清单）</w:t>
+              <w:t>绘制</w:t>
+            </w:r>
+            <w:r>
+              <w:rPr>
+                <w:sz w:val="18"/>
+                <w:szCs w:val="18"/>
+              </w:rPr>
+              <w:t xml:space="preserve"> 7 </w:t>
+            </w:r>
+            <w:r>
+              <w:rPr>
+                <w:sz w:val="18"/>
+                <w:szCs w:val="18"/>
+              </w:rPr>
+              <w:t>个</w:t>
+            </w:r>
+            <w:r>
+              <w:rPr>
+                <w:sz w:val="18"/>
+                <w:szCs w:val="18"/>
+              </w:rPr>
+              <w:t xml:space="preserve"> Maven </w:t>
+            </w:r>
+            <w:r>
+              <w:rPr>
+                <w:sz w:val="18"/>
+                <w:szCs w:val="18"/>
+              </w:rPr>
+              <w:t>模块的结构图与依赖图；绘制调用链；提交一页导读说明（模块职责、依赖关系、构建方式、疑点清单）</w:t>
             </w:r>
           </w:p>
         </w:tc>
@@ -6358,7 +6345,7 @@
                 <w:sz w:val="18"/>
                 <w:szCs w:val="18"/>
               </w:rPr>
-              <w:t>视图对现有系统建模；识别分层问题（业务逻辑泄漏、事务边界、硬编码）；提出两种解耦方案并对比评价</w:t>
+              <w:t>视图对现有系统建模；识别分层问题（业务判断写在控制器里、事务边界、硬编码）；提出两种解耦方案并对比评价</w:t>
             </w:r>
           </w:p>
         </w:tc>
@@ -6620,63 +6607,63 @@
                 <w:sz w:val="18"/>
                 <w:szCs w:val="18"/>
               </w:rPr>
-              <w:t>先写验收准则；先写失败测试</w:t>
-            </w:r>
-            <w:r>
-              <w:rPr>
-                <w:sz w:val="18"/>
-                <w:szCs w:val="18"/>
-              </w:rPr>
-              <w:t xml:space="preserve"> → AI </w:t>
-            </w:r>
-            <w:r>
-              <w:rPr>
-                <w:sz w:val="18"/>
-                <w:szCs w:val="18"/>
-              </w:rPr>
-              <w:t>实现</w:t>
-            </w:r>
-            <w:r>
-              <w:rPr>
-                <w:sz w:val="18"/>
-                <w:szCs w:val="18"/>
-              </w:rPr>
-              <w:t xml:space="preserve"> → </w:t>
-            </w:r>
-            <w:r>
-              <w:rPr>
-                <w:sz w:val="18"/>
-                <w:szCs w:val="18"/>
-              </w:rPr>
-              <w:t>人工审查</w:t>
-            </w:r>
-            <w:r>
-              <w:rPr>
-                <w:sz w:val="18"/>
-                <w:szCs w:val="18"/>
-              </w:rPr>
-              <w:t xml:space="preserve"> diff → </w:t>
-            </w:r>
-            <w:r>
-              <w:rPr>
-                <w:sz w:val="18"/>
-                <w:szCs w:val="18"/>
-              </w:rPr>
-              <w:t>覆盖率达标；提交</w:t>
-            </w:r>
-            <w:r>
-              <w:rPr>
-                <w:sz w:val="18"/>
-                <w:szCs w:val="18"/>
-              </w:rPr>
-              <w:t xml:space="preserve"> AI </w:t>
-            </w:r>
-            <w:r>
-              <w:rPr>
-                <w:sz w:val="18"/>
-                <w:szCs w:val="18"/>
-              </w:rPr>
-              <w:t>协作过程证据包（披露</w:t>
+              <w:t>先写验收准则；由 AI 生成失败测试与实现，人工逐处审查 diff，用执行记录与覆盖率核实测试是否守住准则，作采纳、部分采纳或驳回</w:t>
+            </w:r>
+            <w:r>
+              <w:rPr>
+                <w:sz w:val="18"/>
+                <w:szCs w:val="18"/>
+              </w:rPr>
+              <w:t xml:space="preserve"/>
+            </w:r>
+            <w:r>
+              <w:rPr>
+                <w:sz w:val="18"/>
+                <w:szCs w:val="18"/>
+              </w:rPr>
+              <w:t/>
+            </w:r>
+            <w:r>
+              <w:rPr>
+                <w:sz w:val="18"/>
+                <w:szCs w:val="18"/>
+              </w:rPr>
+              <w:t xml:space="preserve"/>
+            </w:r>
+            <w:r>
+              <w:rPr>
+                <w:sz w:val="18"/>
+                <w:szCs w:val="18"/>
+              </w:rPr>
+              <w:t/>
+            </w:r>
+            <w:r>
+              <w:rPr>
+                <w:sz w:val="18"/>
+                <w:szCs w:val="18"/>
+              </w:rPr>
+              <w:t xml:space="preserve"/>
+            </w:r>
+            <w:r>
+              <w:rPr>
+                <w:sz w:val="18"/>
+                <w:szCs w:val="18"/>
+              </w:rPr>
+              <w:t>；提交</w:t>
+            </w:r>
+            <w:r>
+              <w:rPr>
+                <w:sz w:val="18"/>
+                <w:szCs w:val="18"/>
+              </w:rPr>
+              <w:t xml:space="preserve"> AI 协作记录</w:t>
+            </w:r>
+            <w:r>
+              <w:rPr>
+                <w:sz w:val="18"/>
+                <w:szCs w:val="18"/>
+              </w:rPr>
+              <w:t>（披露</w:t>
             </w:r>
             <w:r>
               <w:rPr>
@@ -6938,21 +6925,21 @@
                 <w:sz w:val="18"/>
                 <w:szCs w:val="18"/>
               </w:rPr>
-              <w:t>在仓库中定位一处条件分支密集的业务代码，用策略模式重构；使用</w:t>
-            </w:r>
-            <w:r>
-              <w:rPr>
-                <w:sz w:val="18"/>
-                <w:szCs w:val="18"/>
-              </w:rPr>
-              <w:t xml:space="preserve"> AI </w:t>
-            </w:r>
-            <w:r>
-              <w:rPr>
-                <w:sz w:val="18"/>
-                <w:szCs w:val="18"/>
-              </w:rPr>
-              <w:t>辅助重构工具并评价其局限；对照既有测试验证正确性</w:t>
+              <w:t>在仓库中定位一处条件分支密集的业务代码，用提示词模式让 AI 给出重构方案（如策略模式），按模式的四个要素评价其效果与局限，并与更简单的方案比较；对照特征测试与执行记录核实 AI 的结论</w:t>
+            </w:r>
+            <w:r>
+              <w:rPr>
+                <w:sz w:val="18"/>
+                <w:szCs w:val="18"/>
+              </w:rPr>
+              <w:t xml:space="preserve"/>
+            </w:r>
+            <w:r>
+              <w:rPr>
+                <w:sz w:val="18"/>
+                <w:szCs w:val="18"/>
+              </w:rPr>
+              <w:t/>
             </w:r>
           </w:p>
         </w:tc>
@@ -7213,7 +7200,7 @@
                 <w:sz w:val="18"/>
                 <w:szCs w:val="18"/>
               </w:rPr>
-              <w:t>），定位修改点、分析影响面、评估风险；提交变更计划（改动文件清单、影响模块、回归测试范围）</w:t>
+              <w:t>），定位修改点、分析影响面、评估风险，并逐条核实 AI 给出的影响面判断；提交变更计划（改动文件清单、影响模块、回归测试范围）</w:t>
             </w:r>
           </w:p>
         </w:tc>
@@ -7444,7 +7431,7 @@
                 <w:sz w:val="18"/>
                 <w:szCs w:val="18"/>
               </w:rPr>
-              <w:t>把模糊需求改写为规格包（用户故事</w:t>
+              <w:t>把模糊需求写成需求规格（用户故事</w:t>
             </w:r>
             <w:r>
               <w:rPr>
@@ -7472,35 +7459,35 @@
                 <w:sz w:val="18"/>
                 <w:szCs w:val="18"/>
               </w:rPr>
-              <w:t>非功能需求）；先写失败测试</w:t>
-            </w:r>
-            <w:r>
-              <w:rPr>
-                <w:sz w:val="18"/>
-                <w:szCs w:val="18"/>
-              </w:rPr>
-              <w:t xml:space="preserve"> → AI </w:t>
-            </w:r>
-            <w:r>
-              <w:rPr>
-                <w:sz w:val="18"/>
-                <w:szCs w:val="18"/>
-              </w:rPr>
-              <w:t>辅助实现</w:t>
-            </w:r>
-            <w:r>
-              <w:rPr>
-                <w:sz w:val="18"/>
-                <w:szCs w:val="18"/>
-              </w:rPr>
-              <w:t xml:space="preserve"> → PR </w:t>
-            </w:r>
-            <w:r>
-              <w:rPr>
-                <w:sz w:val="18"/>
-                <w:szCs w:val="18"/>
-              </w:rPr>
-              <w:t>提交；提交</w:t>
+              <w:t>非功能需求）；评价 AI 给出的实现在职责划分、接口兼容与编码规范上的取舍，核实其测试与执行记录</w:t>
+            </w:r>
+            <w:r>
+              <w:rPr>
+                <w:sz w:val="18"/>
+                <w:szCs w:val="18"/>
+              </w:rPr>
+              <w:t xml:space="preserve"/>
+            </w:r>
+            <w:r>
+              <w:rPr>
+                <w:sz w:val="18"/>
+                <w:szCs w:val="18"/>
+              </w:rPr>
+              <w:t/>
+            </w:r>
+            <w:r>
+              <w:rPr>
+                <w:sz w:val="18"/>
+                <w:szCs w:val="18"/>
+              </w:rPr>
+              <w:t xml:space="preserve"/>
+            </w:r>
+            <w:r>
+              <w:rPr>
+                <w:sz w:val="18"/>
+                <w:szCs w:val="18"/>
+              </w:rPr>
+              <w:t>；提交</w:t>
             </w:r>
             <w:r>
               <w:rPr>
@@ -7752,49 +7739,49 @@
                 <w:sz w:val="18"/>
                 <w:szCs w:val="18"/>
               </w:rPr>
-              <w:t>为系统接入</w:t>
-            </w:r>
-            <w:r>
-              <w:rPr>
-                <w:sz w:val="18"/>
-                <w:szCs w:val="18"/>
-              </w:rPr>
-              <w:t xml:space="preserve"> AI </w:t>
-            </w:r>
-            <w:r>
-              <w:rPr>
-                <w:sz w:val="18"/>
-                <w:szCs w:val="18"/>
-              </w:rPr>
-              <w:t>组件（如</w:t>
-            </w:r>
-            <w:r>
-              <w:rPr>
-                <w:sz w:val="18"/>
-                <w:szCs w:val="18"/>
-              </w:rPr>
-              <w:t>"</w:t>
-            </w:r>
-            <w:r>
-              <w:rPr>
-                <w:sz w:val="18"/>
-                <w:szCs w:val="18"/>
-              </w:rPr>
-              <w:t>自然语言查询商品</w:t>
-            </w:r>
-            <w:r>
-              <w:rPr>
-                <w:sz w:val="18"/>
-                <w:szCs w:val="18"/>
-              </w:rPr>
-              <w:t>"</w:t>
-            </w:r>
-            <w:r>
-              <w:rPr>
-                <w:sz w:val="18"/>
-                <w:szCs w:val="18"/>
-              </w:rPr>
-              <w:t>）；实现护栏、置信度与来源展示、降级路径；依据盲评测集与对抗用例集完成验收；提交验收报告（含风险台账与放行</w:t>
+              <w:t>评价 AI 组件（如"自然语言查询商品"）的接入方案：护栏、置信度与来源展示、降级路径的设计取舍；实现由 AI 生成或取教师示例，</w:t>
+            </w:r>
+            <w:r>
+              <w:rPr>
+                <w:sz w:val="18"/>
+                <w:szCs w:val="18"/>
+              </w:rPr>
+              <w:t xml:space="preserve"/>
+            </w:r>
+            <w:r>
+              <w:rPr>
+                <w:sz w:val="18"/>
+                <w:szCs w:val="18"/>
+              </w:rPr>
+              <w:t/>
+            </w:r>
+            <w:r>
+              <w:rPr>
+                <w:sz w:val="18"/>
+                <w:szCs w:val="18"/>
+              </w:rPr>
+              <w:t/>
+            </w:r>
+            <w:r>
+              <w:rPr>
+                <w:sz w:val="18"/>
+                <w:szCs w:val="18"/>
+              </w:rPr>
+              <w:t/>
+            </w:r>
+            <w:r>
+              <w:rPr>
+                <w:sz w:val="18"/>
+                <w:szCs w:val="18"/>
+              </w:rPr>
+              <w:t/>
+            </w:r>
+            <w:r>
+              <w:rPr>
+                <w:sz w:val="18"/>
+                <w:szCs w:val="18"/>
+              </w:rPr>
+              <w:t>依据盲评测集与对抗用例集完成验收；提交验收报告（含风险台账与放行</w:t>
             </w:r>
             <w:r>
               <w:rPr>
@@ -8058,7 +8045,7 @@
                 <w:sz w:val="18"/>
                 <w:szCs w:val="18"/>
               </w:rPr>
-              <w:t>对照两套编码规范与接口规范评价既有系统，在保持兼容的前提下改进一处并写架构决策记录</w:t>
+              <w:t>对照两套编码规范与接口规范评价既有系统，在保持兼容的前提下评价 AI 给出的一处改进并写架构决策记录</w:t>
             </w:r>
           </w:p>
         </w:tc>
@@ -8556,7 +8543,7 @@
                 <w:sz w:val="18"/>
                 <w:szCs w:val="18"/>
               </w:rPr>
-              <w:t xml:space="preserve">独立任务 </w:t>
+              <w:t>独立任务 / 在未做过的模块上独立完成诊断、评价AI方案与验证，按讲清楚、有依据、验证过讲清缺陷、依据、改动与证据</w:t>
             </w:r>
           </w:p>
           <w:p>
@@ -8574,7 +8561,6 @@
                 <w:sz w:val="18"/>
                 <w:szCs w:val="18"/>
               </w:rPr>
-              <w:t>在未做过的模块上独立完成诊断、修改与验证，按五问讲清缺陷、依据、改动与证据</w:t>
             </w:r>
           </w:p>
         </w:tc>
@@ -8766,7 +8752,7 @@
           <w:rFonts w:ascii="宋体" w:hAnsi="宋体" w:cs="宋体"/>
           <w:szCs w:val="21"/>
         </w:rPr>
-        <w:t>案例是典型工程问题，属于良构问题，即提供参考答案，供学生模仿；完成案例的过程就是解决工程问题的过程，实现知识、技能的习得与内化；案例是有机整体，彼此间既有</w:t>
+        <w:t>案例是典型工程问题，属于良构问题，即提供参考答案，供学生模仿；完成案例的过程就是解决工程问题的过程，实现知识、技能的习得与内化；案例是有机整体，彼此间既有联系也有区别，起到串联新旧知识、技能的作用；结合案例难度与当期学生水平，教学组织形式</w:t>
       </w:r>
       <w:r>
         <w:rPr>
@@ -8774,7 +8760,7 @@
           <w:szCs w:val="21"/>
         </w:rPr>
         <w:lastRenderedPageBreak/>
-        <w:t>联系也有区别，起到串联新旧知识、技能的作用；结合案例难度与当期学生水平，教学组织形式可灵活多样，如单人、小组或结对编程等；期末的综合实训采用自选案例，属于劣构问题，即没有固定答案，达到培养创造性思维目的。</w:t>
+        <w:t>可灵活多样，如单人、小组或结对编程等；期末的综合实训采用自选案例，属于劣构问题，即没有固定答案，达到培养创造性思维目的。</w:t>
       </w:r>
     </w:p>
     <w:p>
@@ -8799,7 +8785,7 @@
           <w:rFonts w:ascii="宋体" w:hAnsi="宋体" w:cs="宋体"/>
           <w:szCs w:val="21"/>
         </w:rPr>
-        <w:t>棕地开发是以既有系统为起点的开发方式。真实的软件工作大多不是从零开始，而是在一个有历史、有技术债、约束已经定下来的系统上做修改。本课程据此设计：选一个规模较大、带着技术债的开源系统作为载体，全部实验都在它上面进行。学生先读懂它，再诊断它，然后在约束下改它，最后用规范和测试证明改对了。这样做的好处是，学生遇到的困难与工程现场一致——找不到入口、看不懂别人的设计、改一处牵动几处、</w:t>
+        <w:t>棕地开发是以既有系统为起点的开发方式。真实的软件工作大多不是从零开始，而是在一个有历史、有技术债、约束已经定下来的系统上做修改。本课程据此设计：选一个规模较大、带着技术债的开源系统作为载体，全部实验都在它上面进行。学生先读懂它，再诊断它，然后在约束下评价改进方案，最后用规范和测试核实方案与AI产出是否真实可信。这样做的好处是，学生遇到的困难与工程现场一致——找不到入口、看不懂别人的设计、改一处牵动几处、</w:t>
       </w:r>
       <w:r>
         <w:rPr>
@@ -8831,7 +8817,7 @@
           <w:rFonts w:ascii="宋体" w:hAnsi="宋体" w:cs="宋体"/>
           <w:szCs w:val="21"/>
         </w:rPr>
-        <w:t xml:space="preserve">授课过程模拟两轮开发迭代，第1轮聚焦软件设计核心活动，学生是阅读者、诊断者和重构者：认识系统和它的约束，用设计原则找出问题，学会在测试保护下修改。第2轮关注变更与验证，学生是变更者和验收者：把需求写成规格，与AI分工完成变更，再拿原则和规范去验收AI的产出。两轮都在同一个系统上，问题和概念反复出现，认识逐步加深。</w:t>
+        <w:t>授课过程分前后两部分。前半部分聚焦软件设计核心活动：认识系统和它的约束，用设计原则找出问题，学会在测试保护下修改。后半部分关注变更与验证：把需求写成规格，与AI分工完成变更，再拿原则和规范去验收AI的产出。两部分都在同一个系统上，问题和概念反复出现，认识逐步加深。</w:t>
       </w:r>
     </w:p>
     <w:p>
@@ -8863,7 +8849,7 @@
           <w:rFonts w:ascii="宋体" w:hAnsi="宋体" w:cs="宋体"/>
           <w:szCs w:val="21"/>
         </w:rPr>
-        <w:t>但每一步都须留痕，并按验收原则核对AI的输出。</w:t>
+        <w:t>但每一步都须留痕，并按AI输出的核对内容核对AI的输出。</w:t>
       </w:r>
     </w:p>
     <w:p>
@@ -8922,7 +8908,7 @@
           <w:rFonts w:ascii="宋体" w:hAnsi="宋体" w:cs="宋体" w:hint="eastAsia"/>
           <w:szCs w:val="21"/>
         </w:rPr>
-        <w:t>尤其是不同技术比较、设计方案的取舍、验收原则等，</w:t>
+        <w:t>尤其是不同技术比较、设计方案的取舍、AI输出的核对等，</w:t>
       </w:r>
       <w:r>
         <w:rPr>
@@ -8949,77 +8935,67 @@
           <w:bCs/>
           <w:szCs w:val="21"/>
         </w:rPr>
-        <w:t>信息化教学</w:t>
-      </w:r>
-      <w:r>
-        <w:rPr>
-          <w:rFonts w:ascii="宋体" w:hAnsi="宋体" w:cs="宋体"/>
-          <w:szCs w:val="21"/>
-        </w:rPr>
-        <w:t>：</w:t>
-      </w:r>
-      <w:r>
-        <w:rPr>
-          <w:rFonts w:ascii="宋体" w:hAnsi="宋体" w:cs="宋体" w:hint="eastAsia"/>
-          <w:szCs w:val="21"/>
-        </w:rPr>
-        <w:t>采用“线上预习、课堂实操、实践讲解、现场演示”的闭环，完成预习做好实验前知识准备，课堂实操老师及时答疑、减少课后负担，实践讲解回顾知识点，现场演示比对方案取舍。</w:t>
-      </w:r>
-      <w:r>
-        <w:rPr>
-          <w:rFonts w:ascii="宋体" w:hAnsi="宋体" w:cs="宋体"/>
-          <w:szCs w:val="21"/>
-        </w:rPr>
-        <w:t>网络课堂发布</w:t>
-      </w:r>
-      <w:r>
-        <w:rPr>
-          <w:rFonts w:ascii="宋体" w:hAnsi="宋体" w:cs="宋体" w:hint="eastAsia"/>
-          <w:szCs w:val="21"/>
-        </w:rPr>
-        <w:t>预习</w:t>
-      </w:r>
-      <w:r>
-        <w:rPr>
-          <w:rFonts w:ascii="宋体" w:hAnsi="宋体" w:cs="宋体"/>
-          <w:szCs w:val="21"/>
-        </w:rPr>
-        <w:t>任务、</w:t>
-      </w:r>
-      <w:r>
-        <w:rPr>
-          <w:rFonts w:ascii="宋体" w:hAnsi="宋体" w:cs="宋体" w:hint="eastAsia"/>
-          <w:szCs w:val="21"/>
-        </w:rPr>
-        <w:t>实践作业，提供参考</w:t>
-      </w:r>
-      <w:r>
-        <w:rPr>
-          <w:rFonts w:ascii="宋体" w:hAnsi="宋体" w:cs="宋体"/>
-          <w:szCs w:val="21"/>
-        </w:rPr>
-        <w:t>材料，组织互评；定期导出预习正确率、作品评分分布和提交率，用于学情分析并调整教学。通过完成</w:t>
-      </w:r>
-      <w:r>
-        <w:rPr>
-          <w:rFonts w:ascii="宋体" w:hAnsi="宋体" w:cs="宋体" w:hint="eastAsia"/>
-          <w:szCs w:val="21"/>
-        </w:rPr>
-        <w:t>实践讲解、现场演示</w:t>
-      </w:r>
-      <w:r>
-        <w:rPr>
-          <w:rFonts w:ascii="宋体" w:hAnsi="宋体" w:cs="宋体"/>
-          <w:szCs w:val="21"/>
-        </w:rPr>
-        <w:t>达到学习效能自我感知；任务与成绩挂钩，实现过程性评价；借助学习通APP搭建师生互动桥梁，即时答疑解惑，解决上课没听清、下课找不到老师问的问题</w:t>
-      </w:r>
-      <w:r>
-        <w:rPr>
-          <w:rFonts w:ascii="宋体" w:hAnsi="宋体" w:cs="宋体" w:hint="eastAsia"/>
-          <w:szCs w:val="21"/>
-        </w:rPr>
-        <w:t>。</w:t>
+        <w:t>信息化教学：采用“线上预习、课堂实操、实践讲解、现场演示”的完整流程，完成预习做好实验前知识准备，课堂实操老师及时答疑、减少课后负担，实践讲解回顾知识点，现场演示比对方案取舍。网络课堂发布预习任务与实践作业，提供参考材料，组织课堂演示与投票；定期导出预习正确率、签到情况与提交率，用于学情分析并调整教学。通过完成实践讲解、现场演示达到学习效能自我感知；任务与成绩挂钩，实现过程性评价；借助学习通APP搭建师生互动桥梁，即时答疑解惑，解决上课没听清、下课找不到老师问的问题。</w:t>
+      </w:r>
+      <w:r>
+        <w:rPr>
+          <w:rFonts w:ascii="宋体" w:hAnsi="宋体" w:cs="宋体"/>
+          <w:szCs w:val="21"/>
+        </w:rPr>
+      </w:r>
+      <w:r>
+        <w:rPr>
+          <w:rFonts w:ascii="宋体" w:hAnsi="宋体" w:cs="宋体" w:hint="eastAsia"/>
+          <w:szCs w:val="21"/>
+        </w:rPr>
+      </w:r>
+      <w:r>
+        <w:rPr>
+          <w:rFonts w:ascii="宋体" w:hAnsi="宋体" w:cs="宋体"/>
+          <w:szCs w:val="21"/>
+        </w:rPr>
+      </w:r>
+      <w:r>
+        <w:rPr>
+          <w:rFonts w:ascii="宋体" w:hAnsi="宋体" w:cs="宋体" w:hint="eastAsia"/>
+          <w:szCs w:val="21"/>
+        </w:rPr>
+      </w:r>
+      <w:r>
+        <w:rPr>
+          <w:rFonts w:ascii="宋体" w:hAnsi="宋体" w:cs="宋体"/>
+          <w:szCs w:val="21"/>
+        </w:rPr>
+      </w:r>
+      <w:r>
+        <w:rPr>
+          <w:rFonts w:ascii="宋体" w:hAnsi="宋体" w:cs="宋体" w:hint="eastAsia"/>
+          <w:szCs w:val="21"/>
+        </w:rPr>
+      </w:r>
+      <w:r>
+        <w:rPr>
+          <w:rFonts w:ascii="宋体" w:hAnsi="宋体" w:cs="宋体"/>
+          <w:szCs w:val="21"/>
+        </w:rPr>
+      </w:r>
+      <w:r>
+        <w:rPr>
+          <w:rFonts w:ascii="宋体" w:hAnsi="宋体" w:cs="宋体" w:hint="eastAsia"/>
+          <w:szCs w:val="21"/>
+        </w:rPr>
+      </w:r>
+      <w:r>
+        <w:rPr>
+          <w:rFonts w:ascii="宋体" w:hAnsi="宋体" w:cs="宋体"/>
+          <w:szCs w:val="21"/>
+        </w:rPr>
+      </w:r>
+      <w:r>
+        <w:rPr>
+          <w:rFonts w:ascii="宋体" w:hAnsi="宋体" w:cs="宋体" w:hint="eastAsia"/>
+          <w:szCs w:val="21"/>
+        </w:rPr>
       </w:r>
     </w:p>
     <w:p>
@@ -9077,7 +9053,6 @@
           <w:bCs/>
           <w:szCs w:val="21"/>
         </w:rPr>
-        <w:lastRenderedPageBreak/>
         <w:t>1．考核方式</w:t>
       </w:r>
     </w:p>
@@ -9096,7 +9071,50 @@
           <w:rFonts w:ascii="宋体" w:hAnsi="宋体" w:cs="宋体"/>
           <w:szCs w:val="21"/>
         </w:rPr>
-        <w:t>总评成绩 = 网络课堂成绩30% + 项目实践成绩70%，前者采用过程性评价，百分制，后者为终结性评价，</w:t>
+        <w:lastRenderedPageBreak/>
+        <w:t>总评成绩 = 网络课堂成绩</w:t>
+      </w:r>
+      <w:r>
+        <w:rPr>
+          <w:rFonts w:ascii="宋体" w:hAnsi="宋体" w:cs="宋体" w:hint="eastAsia"/>
+          <w:szCs w:val="21"/>
+        </w:rPr>
+        <w:t>4</w:t>
+      </w:r>
+      <w:r>
+        <w:rPr>
+          <w:rFonts w:ascii="宋体" w:hAnsi="宋体" w:cs="宋体"/>
+          <w:szCs w:val="21"/>
+        </w:rPr>
+        <w:t xml:space="preserve">0% + </w:t>
+      </w:r>
+      <w:r>
+        <w:rPr>
+          <w:rFonts w:ascii="宋体" w:hAnsi="宋体" w:cs="宋体" w:hint="eastAsia"/>
+          <w:szCs w:val="21"/>
+        </w:rPr>
+        <w:t>项目实践（作业）</w:t>
+      </w:r>
+      <w:r>
+        <w:rPr>
+          <w:rFonts w:ascii="宋体" w:hAnsi="宋体" w:cs="宋体"/>
+          <w:szCs w:val="21"/>
+        </w:rPr>
+        <w:t>成绩</w:t>
+      </w:r>
+      <w:r>
+        <w:rPr>
+          <w:rFonts w:ascii="宋体" w:hAnsi="宋体" w:cs="宋体" w:hint="eastAsia"/>
+          <w:szCs w:val="21"/>
+        </w:rPr>
+        <w:t>6</w:t>
+      </w:r>
+      <w:r>
+        <w:rPr>
+          <w:rFonts w:ascii="宋体" w:hAnsi="宋体" w:cs="宋体"/>
+          <w:szCs w:val="21"/>
+        </w:rPr>
+        <w:t>0%，前者采用过程性评价，百分制，后者为终结性评价，</w:t>
       </w:r>
       <w:r>
         <w:rPr>
@@ -9150,7 +9168,55 @@
           <w:rFonts w:ascii="宋体" w:hAnsi="宋体" w:cs="宋体"/>
           <w:szCs w:val="21"/>
         </w:rPr>
-        <w:t>网络课堂成绩 = 线上预习30% + 作品互评20% + 签到30% + 课程网站访问20%。评分标准见表 4。</w:t>
+        <w:t>网络课堂成绩 = 线上预习10% + 签到10% + 课程网站访问10% + 课堂演示10%；其中签到以投票答题计，评分标准见表 4。</w:t>
+      </w:r>
+      <w:r>
+        <w:rPr>
+          <w:rFonts w:ascii="宋体" w:hAnsi="宋体" w:cs="宋体" w:hint="eastAsia"/>
+          <w:szCs w:val="21"/>
+        </w:rPr>
+      </w:r>
+      <w:r>
+        <w:rPr>
+          <w:rFonts w:ascii="宋体" w:hAnsi="宋体" w:cs="宋体"/>
+          <w:szCs w:val="21"/>
+        </w:rPr>
+      </w:r>
+      <w:r>
+        <w:rPr>
+          <w:rFonts w:ascii="宋体" w:hAnsi="宋体" w:cs="宋体" w:hint="eastAsia"/>
+          <w:szCs w:val="21"/>
+        </w:rPr>
+      </w:r>
+      <w:r>
+        <w:rPr>
+          <w:rFonts w:ascii="宋体" w:hAnsi="宋体" w:cs="宋体"/>
+          <w:szCs w:val="21"/>
+        </w:rPr>
+      </w:r>
+      <w:r>
+        <w:rPr>
+          <w:rFonts w:ascii="宋体" w:hAnsi="宋体" w:cs="宋体" w:hint="eastAsia"/>
+          <w:szCs w:val="21"/>
+        </w:rPr>
+      </w:r>
+      <w:r>
+        <w:rPr>
+          <w:rFonts w:ascii="宋体" w:hAnsi="宋体" w:cs="宋体"/>
+          <w:szCs w:val="21"/>
+        </w:rPr>
+      </w:r>
+      <w:r>
+        <w:rPr>
+          <w:rFonts w:ascii="宋体" w:hAnsi="宋体" w:cs="宋体" w:hint="eastAsia"/>
+          <w:szCs w:val="21"/>
+        </w:rPr>
+      </w:r>
+      <w:r>
+        <w:rPr>
+          <w:rFonts w:ascii="宋体" w:hAnsi="宋体" w:cs="宋体"/>
+          <w:szCs w:val="21"/>
+        </w:rPr>
       </w:r>
     </w:p>
     <w:p>
@@ -9186,6 +9252,7 @@
         <w:gridCol w:w="3203"/>
         <w:gridCol w:w="2263"/>
         <w:gridCol w:w="2273"/>
+        <w:gridCol w:w="1872"/>
       </w:tblGrid>
       <w:tr>
         <w:trPr>
@@ -9265,7 +9332,7 @@
                 <w:sz w:val="18"/>
                 <w:szCs w:val="18"/>
               </w:rPr>
-              <w:t>作业</w:t>
+              <w:t>线上预习与测验</w:t>
             </w:r>
           </w:p>
         </w:tc>
@@ -9304,7 +9371,7 @@
                 <w:sz w:val="18"/>
                 <w:szCs w:val="18"/>
               </w:rPr>
-              <w:t>线上预习与测验</w:t>
+              <w:t>签到（投票答题）</w:t>
             </w:r>
           </w:p>
         </w:tc>
@@ -9343,7 +9410,17 @@
                 <w:sz w:val="18"/>
                 <w:szCs w:val="18"/>
               </w:rPr>
-              <w:t>签到及其他</w:t>
+              <w:t>课程网站访问</w:t>
+            </w:r>
+          </w:p>
+        </w:tc>
+        <w:tc>
+          <w:tcPr>
+            <w:tcW w:type="dxa" w:w="1872"/>
+          </w:tcPr>
+          <w:p>
+            <w:r>
+              <w:t>课堂演示</w:t>
             </w:r>
           </w:p>
         </w:tc>
@@ -9417,7 +9494,7 @@
                 <w:sz w:val="18"/>
                 <w:szCs w:val="18"/>
               </w:rPr>
-              <w:t>按时提交作业，基本概念正确、论述逻辑清晰，层次分明，语言规范；</w:t>
+              <w:t>按时完成全部预习，回答正确</w:t>
             </w:r>
           </w:p>
         </w:tc>
@@ -9451,7 +9528,7 @@
                 <w:sz w:val="18"/>
                 <w:szCs w:val="18"/>
               </w:rPr>
-              <w:t>按时完成全部预习，回答正确；</w:t>
+              <w:t>签到满 10 次</w:t>
             </w:r>
           </w:p>
         </w:tc>
@@ -9485,7 +9562,17 @@
                 <w:sz w:val="18"/>
                 <w:szCs w:val="18"/>
               </w:rPr>
-              <w:t>签到满10次，课程网站访问满300次。</w:t>
+              <w:t>访问满 300 次</w:t>
+            </w:r>
+          </w:p>
+        </w:tc>
+        <w:tc>
+          <w:tcPr>
+            <w:tcW w:type="dxa" w:w="1872"/>
+          </w:tcPr>
+          <w:p>
+            <w:r>
+              <w:t>每次按要求参与</w:t>
             </w:r>
           </w:p>
         </w:tc>
@@ -9559,7 +9646,7 @@
                 <w:sz w:val="18"/>
                 <w:szCs w:val="18"/>
               </w:rPr>
-              <w:t>按时提交作业，基本概念正确、论述基本清楚，语言较规范；</w:t>
+              <w:t>按时完成 3/4 预习，回答正确</w:t>
             </w:r>
           </w:p>
         </w:tc>
@@ -9593,7 +9680,7 @@
                 <w:sz w:val="18"/>
                 <w:szCs w:val="18"/>
               </w:rPr>
-              <w:t>按时完成3/4预习，回答正确；</w:t>
+              <w:t>签到满 8 次</w:t>
             </w:r>
           </w:p>
         </w:tc>
@@ -9627,7 +9714,17 @@
                 <w:sz w:val="18"/>
                 <w:szCs w:val="18"/>
               </w:rPr>
-              <w:t>签到满8次，课程网站访问满240次。</w:t>
+              <w:t>访问满 240 次</w:t>
+            </w:r>
+          </w:p>
+        </w:tc>
+        <w:tc>
+          <w:tcPr>
+            <w:tcW w:type="dxa" w:w="1872"/>
+          </w:tcPr>
+          <w:p>
+            <w:r>
+              <w:t>未参与不超过 2 次</w:t>
             </w:r>
           </w:p>
         </w:tc>
@@ -9701,7 +9798,7 @@
                 <w:sz w:val="18"/>
                 <w:szCs w:val="18"/>
               </w:rPr>
-              <w:t>按时提交作业，基本概念存在个别错误、论述基本清楚，语言较规范；</w:t>
+              <w:t>按时完成 2/4 预习，回答正确</w:t>
             </w:r>
           </w:p>
         </w:tc>
@@ -9735,7 +9832,7 @@
                 <w:sz w:val="18"/>
                 <w:szCs w:val="18"/>
               </w:rPr>
-              <w:t>按时完成2/4预习，回答正确；</w:t>
+              <w:t>签到满 6 次</w:t>
             </w:r>
           </w:p>
         </w:tc>
@@ -9769,7 +9866,17 @@
                 <w:sz w:val="18"/>
                 <w:szCs w:val="18"/>
               </w:rPr>
-              <w:t>签到满6次，课程网站访问满180次。</w:t>
+              <w:t>访问满 180 次</w:t>
+            </w:r>
+          </w:p>
+        </w:tc>
+        <w:tc>
+          <w:tcPr>
+            <w:tcW w:type="dxa" w:w="1872"/>
+          </w:tcPr>
+          <w:p>
+            <w:r>
+              <w:t>未参与不超过 4 次</w:t>
             </w:r>
           </w:p>
         </w:tc>
@@ -9843,7 +9950,7 @@
                 <w:sz w:val="18"/>
                 <w:szCs w:val="18"/>
               </w:rPr>
-              <w:t>按时提交作业，基本概念存在个别错误、论述不清楚；</w:t>
+              <w:t>按时完成 1/4 预习，回答正确</w:t>
             </w:r>
           </w:p>
         </w:tc>
@@ -9877,7 +9984,7 @@
                 <w:sz w:val="18"/>
                 <w:szCs w:val="18"/>
               </w:rPr>
-              <w:t>按时完成1/4预习，回答正确；</w:t>
+              <w:t>签到满 4 次</w:t>
             </w:r>
           </w:p>
         </w:tc>
@@ -9911,7 +10018,17 @@
                 <w:sz w:val="18"/>
                 <w:szCs w:val="18"/>
               </w:rPr>
-              <w:t>签到满4次，课程网站访问满120次。</w:t>
+              <w:t>访问满 120 次</w:t>
+            </w:r>
+          </w:p>
+        </w:tc>
+        <w:tc>
+          <w:tcPr>
+            <w:tcW w:type="dxa" w:w="1872"/>
+          </w:tcPr>
+          <w:p>
+            <w:r>
+              <w:t>未参与不超过 6 次</w:t>
             </w:r>
           </w:p>
         </w:tc>
@@ -9985,7 +10102,7 @@
                 <w:sz w:val="18"/>
                 <w:szCs w:val="18"/>
               </w:rPr>
-              <w:t>不能按时交作业，有抄袭现象，或者基本概念不清楚、论述不清楚；</w:t>
+              <w:t>未按时完成 1/4 预习，或回答不正确</w:t>
             </w:r>
           </w:p>
         </w:tc>
@@ -10019,7 +10136,7 @@
                 <w:sz w:val="18"/>
                 <w:szCs w:val="18"/>
               </w:rPr>
-              <w:t>未按时完成1/4预习，或回答不正确；</w:t>
+              <w:t>签到未满 4 次</w:t>
             </w:r>
           </w:p>
         </w:tc>
@@ -10053,7 +10170,17 @@
                 <w:sz w:val="18"/>
                 <w:szCs w:val="18"/>
               </w:rPr>
-              <w:t>签到未满4次，课程网站访问不满120次。</w:t>
+              <w:t>访问不满 120 次</w:t>
+            </w:r>
+          </w:p>
+        </w:tc>
+        <w:tc>
+          <w:tcPr>
+            <w:tcW w:type="dxa" w:w="1872"/>
+          </w:tcPr>
+          <w:p>
+            <w:r>
+              <w:t>未按要求参与</w:t>
             </w:r>
           </w:p>
         </w:tc>
@@ -10102,7 +10229,7 @@
           <w:rFonts w:ascii="宋体" w:hAnsi="宋体" w:cs="宋体"/>
           <w:szCs w:val="21"/>
         </w:rPr>
-        <w:t>（1）线上预习，内容为按判定原则核对AI给出的结论与代码，每次实验前完成，</w:t>
+        <w:t>（1）线上预习，内容为核对AI给出的结论与代码（核对引用是否存在、核对运行时事实、区分原理与实现、拿原则与规范作依据），每次实验前完成，</w:t>
       </w:r>
       <w:r>
         <w:rPr>
@@ -10134,21 +10261,25 @@
           <w:rFonts w:ascii="宋体" w:hAnsi="宋体" w:cs="宋体"/>
           <w:szCs w:val="21"/>
         </w:rPr>
-        <w:t>（2）作品互评，每人每次匿名评3份同次作业，使用统一</w:t>
-      </w:r>
-      <w:r>
-        <w:rPr>
-          <w:rFonts w:ascii="宋体" w:hAnsi="宋体" w:cs="宋体" w:hint="eastAsia"/>
-          <w:szCs w:val="21"/>
-        </w:rPr>
-        <w:t>评分标准</w:t>
-      </w:r>
-      <w:r>
-        <w:rPr>
-          <w:rFonts w:ascii="宋体" w:hAnsi="宋体" w:cs="宋体"/>
-          <w:szCs w:val="21"/>
-        </w:rPr>
-        <w:t>，未完成按比例扣分；</w:t>
+        <w:t>（2）签到，理论课与实验课均以投票答题计到场：每次课就本次内容出一道小题，答对计该次签到；签到 1 次计 1 分，10 次以上为满分；</w:t>
+      </w:r>
+      <w:r>
+        <w:rPr>
+          <w:rFonts w:ascii="宋体" w:hAnsi="宋体" w:cs="宋体" w:hint="eastAsia"/>
+          <w:szCs w:val="21"/>
+        </w:rPr>
+      </w:r>
+      <w:r>
+        <w:rPr>
+          <w:rFonts w:ascii="宋体" w:hAnsi="宋体" w:cs="宋体"/>
+          <w:szCs w:val="21"/>
+        </w:rPr>
+      </w:r>
+      <w:r>
+        <w:rPr>
+          <w:rFonts w:ascii="宋体" w:hAnsi="宋体" w:cs="宋体" w:hint="eastAsia"/>
+          <w:szCs w:val="21"/>
+        </w:rPr>
       </w:r>
     </w:p>
     <w:p>
@@ -10166,28 +10297,7 @@
           <w:rFonts w:ascii="宋体" w:hAnsi="宋体" w:cs="宋体"/>
           <w:szCs w:val="21"/>
         </w:rPr>
-        <w:t>（3）签到，使用学习通APP考勤，理论课</w:t>
-      </w:r>
-      <w:r>
-        <w:rPr>
-          <w:rFonts w:ascii="宋体" w:hAnsi="宋体" w:cs="宋体" w:hint="eastAsia"/>
-          <w:szCs w:val="21"/>
-        </w:rPr>
-        <w:t>按位置</w:t>
-      </w:r>
-      <w:r>
-        <w:rPr>
-          <w:rFonts w:ascii="宋体" w:hAnsi="宋体" w:cs="宋体"/>
-          <w:szCs w:val="21"/>
-        </w:rPr>
-        <w:t>签到，实验课以现场演示投票计到场，投票时须答对一道关于演示内容的小题</w:t>
-      </w:r>
-      <w:r>
-        <w:rPr>
-          <w:rFonts w:ascii="宋体" w:hAnsi="宋体" w:cs="宋体" w:hint="eastAsia"/>
-          <w:szCs w:val="21"/>
-        </w:rPr>
-        <w:t>，签到1次计1分，10次以上为满分；</w:t>
+        <w:t>（3）课程网站访问，300 次及以上得满分，次数不足按比例扣分；</w:t>
       </w:r>
     </w:p>
     <w:p>
@@ -10205,7 +10315,7 @@
           <w:rFonts w:ascii="宋体" w:hAnsi="宋体" w:cs="宋体"/>
           <w:szCs w:val="21"/>
         </w:rPr>
-        <w:t>（4）课程网站访问，300次及以上得满分，次数不足按比例扣分；</w:t>
+        <w:t>（4）课堂演示，实验课开头不超过 15 分钟，从最近一次作业终评的前 30% 与后 30% 中选取学生实名演示；参与演示与投票即计该次，被选中上台演示者按讲清楚、有依据、验证过三项评分标准评分。</w:t>
       </w:r>
     </w:p>
     <w:p>
@@ -10223,49 +10333,43 @@
           <w:rFonts w:ascii="宋体" w:hAnsi="宋体" w:cs="宋体"/>
           <w:szCs w:val="21"/>
         </w:rPr>
-        <w:t>作品讲解是项目实践的主要形式：每次作业提交不超过2分钟的录屏与一页说明，按讲清楚、有依据、验证过三项</w:t>
-      </w:r>
-      <w:r>
-        <w:rPr>
-          <w:rFonts w:ascii="宋体" w:hAnsi="宋体" w:cs="宋体" w:hint="eastAsia"/>
-          <w:szCs w:val="21"/>
-        </w:rPr>
-        <w:t>评分标准</w:t>
-      </w:r>
-      <w:r>
-        <w:rPr>
-          <w:rFonts w:ascii="宋体" w:hAnsi="宋体" w:cs="宋体"/>
-          <w:szCs w:val="21"/>
-        </w:rPr>
-        <w:t>评分</w:t>
-      </w:r>
-      <w:r>
-        <w:rPr>
-          <w:rFonts w:ascii="宋体" w:hAnsi="宋体" w:cs="宋体" w:hint="eastAsia"/>
-          <w:szCs w:val="21"/>
-        </w:rPr>
-        <w:t>，见表 5</w:t>
-      </w:r>
-      <w:r>
-        <w:rPr>
-          <w:rFonts w:ascii="宋体" w:hAnsi="宋体" w:cs="宋体"/>
-          <w:szCs w:val="21"/>
-        </w:rPr>
-        <w:t>；自评、互评、教师评分与同学投票使用同一套</w:t>
-      </w:r>
-      <w:r>
-        <w:rPr>
-          <w:rFonts w:ascii="宋体" w:hAnsi="宋体" w:cs="宋体" w:hint="eastAsia"/>
-          <w:szCs w:val="21"/>
-        </w:rPr>
-        <w:t>标准</w:t>
-      </w:r>
-      <w:r>
-        <w:rPr>
-          <w:rFonts w:ascii="宋体" w:hAnsi="宋体" w:cs="宋体"/>
-          <w:szCs w:val="21"/>
-        </w:rPr>
-        <w:t>，被选中现场演示的学生，该次成绩由教师评分与同学投票各占一半。</w:t>
+        <w:t>作品讲解是项目实践的主要形式：每次作业提交不超过 2 分钟的录屏与一页说明，按讲清楚、有依据、验证过三项评分标准评分，见表 5；自评、教师评分与同学投票使用同一套标准，被选中现场演示的学生，该次演示成绩由教师评分与同学投票各占一半。</w:t>
+      </w:r>
+      <w:r>
+        <w:rPr>
+          <w:rFonts w:ascii="宋体" w:hAnsi="宋体" w:cs="宋体" w:hint="eastAsia"/>
+          <w:szCs w:val="21"/>
+        </w:rPr>
+      </w:r>
+      <w:r>
+        <w:rPr>
+          <w:rFonts w:ascii="宋体" w:hAnsi="宋体" w:cs="宋体"/>
+          <w:szCs w:val="21"/>
+        </w:rPr>
+      </w:r>
+      <w:r>
+        <w:rPr>
+          <w:rFonts w:ascii="宋体" w:hAnsi="宋体" w:cs="宋体" w:hint="eastAsia"/>
+          <w:szCs w:val="21"/>
+        </w:rPr>
+      </w:r>
+      <w:r>
+        <w:rPr>
+          <w:rFonts w:ascii="宋体" w:hAnsi="宋体" w:cs="宋体"/>
+          <w:szCs w:val="21"/>
+        </w:rPr>
+      </w:r>
+      <w:r>
+        <w:rPr>
+          <w:rFonts w:ascii="宋体" w:hAnsi="宋体" w:cs="宋体" w:hint="eastAsia"/>
+          <w:szCs w:val="21"/>
+        </w:rPr>
+      </w:r>
+      <w:r>
+        <w:rPr>
+          <w:rFonts w:ascii="宋体" w:hAnsi="宋体" w:cs="宋体"/>
+          <w:szCs w:val="21"/>
+        </w:rPr>
       </w:r>
     </w:p>
     <w:p>
@@ -10284,7 +10388,7 @@
           <w:color w:val="333333"/>
           <w:shd w:val="clear" w:color="auto" w:fill="FFFFFF"/>
         </w:rPr>
-        <w:t>作品讲解</w:t>
+        <w:t>作品讲解、自评、教师评分与同学投票使用同一套标准。评分标准：讲清楚、有依据、验证过，具体地：①讲清楚：观察现象、分析问题、拆分问题，说清向AI提了什么问题，并给出 文件:行号，能说出调用者或数据流；②有依据：说明评价设计方案所依据的原则、标准与规范，不同方案取舍的理由，以及对AI产出采纳、部分采纳或驳回的依据；③验证过：用断点、代码、执行记录、测试记录核实AI的答案是否真实可信，说明证明了什么、没有证明什么。</w:t>
       </w:r>
       <w:r>
         <w:rPr>
@@ -10292,7 +10396,6 @@
           <w:color w:val="333333"/>
           <w:shd w:val="clear" w:color="auto" w:fill="FFFFFF"/>
         </w:rPr>
-        <w:t>/</w:t>
       </w:r>
       <w:r>
         <w:rPr>
@@ -10300,7 +10403,6 @@
           <w:color w:val="333333"/>
           <w:shd w:val="clear" w:color="auto" w:fill="FFFFFF"/>
         </w:rPr>
-        <w:t>自评、互评、教师评分与同学投票使用同一套标准</w:t>
       </w:r>
       <w:r>
         <w:rPr>
@@ -10308,14 +10410,12 @@
           <w:color w:val="333333"/>
           <w:shd w:val="clear" w:color="auto" w:fill="FFFFFF"/>
         </w:rPr>
-        <w:t>。</w:t>
-      </w:r>
-      <w:r>
-        <w:rPr>
-          <w:rFonts w:ascii="宋体" w:hAnsi="宋体" w:cs="宋体"/>
-          <w:szCs w:val="21"/>
-        </w:rPr>
-        <w:t>评分标准：讲清楚、有依据、验证过，具体地：①用自己的话讲清修改前的缺陷和改了哪里，并给出 文件:行号，能说出调用者或数据流；②指出修改前违背的原则、修改后遵循的原则，取舍理由；③运行了测试或做了前后对比，用证据说明改进后的优势。</w:t>
+      </w:r>
+      <w:r>
+        <w:rPr>
+          <w:rFonts w:ascii="宋体" w:hAnsi="宋体" w:cs="宋体"/>
+          <w:szCs w:val="21"/>
+        </w:rPr>
       </w:r>
     </w:p>
     <w:p>
@@ -10336,7 +10436,6 @@
           <w:bCs/>
           <w:szCs w:val="21"/>
         </w:rPr>
-        <w:lastRenderedPageBreak/>
         <w:t xml:space="preserve">表 </w:t>
       </w:r>
       <w:r>
@@ -10419,6 +10518,7 @@
                 <w:b/>
                 <w:bCs/>
               </w:rPr>
+              <w:lastRenderedPageBreak/>
               <w:t>等级</w:t>
             </w:r>
           </w:p>
@@ -10520,7 +10620,7 @@
           </w:tcPr>
           <w:p>
             <w:r>
-              <w:t>用自己的话讲清修改前的缺陷和改了哪里，能说出调用者或数据流</w:t>
+              <w:t>用自己的话讲清观察到的现象、分析出的问题与拆分方式，能说出调用者或数据流</w:t>
             </w:r>
           </w:p>
         </w:tc>
@@ -10532,19 +10632,19 @@
           </w:tcPr>
           <w:p>
             <w:r>
-              <w:t>指出修改前违背的原则、修改后遵循的原则，并给出</w:t>
-            </w:r>
-            <w:r>
-              <w:t xml:space="preserve"> </w:t>
-            </w:r>
-            <w:r>
-              <w:t>文件</w:t>
-            </w:r>
-            <w:r>
-              <w:t>:</w:t>
-            </w:r>
-            <w:r>
-              <w:t>行号</w:t>
+              <w:t>给出评价所依据的原则、标准与取舍理由，并给出 文件:行号</w:t>
+            </w:r>
+            <w:r>
+              <w:t xml:space="preserve"/>
+            </w:r>
+            <w:r>
+              <w:t/>
+            </w:r>
+            <w:r>
+              <w:t/>
+            </w:r>
+            <w:r>
+              <w:t/>
             </w:r>
           </w:p>
         </w:tc>
@@ -10556,7 +10656,7 @@
           </w:tcPr>
           <w:p>
             <w:r>
-              <w:t>运行了测试或做了前后对比，用证据说明改进后的优势</w:t>
+              <w:t>用断点、代码、执行记录或测试记录核实AI的答案，说明证明了什么</w:t>
             </w:r>
           </w:p>
         </w:tc>
@@ -10615,7 +10715,7 @@
           </w:tcPr>
           <w:p>
             <w:r>
-              <w:t>有测试但没说明证明了什么</w:t>
+              <w:t>有记录但没说明证明了什么</w:t>
             </w:r>
           </w:p>
         </w:tc>
@@ -10650,7 +10750,7 @@
           </w:tcPr>
           <w:p>
             <w:r>
-              <w:t>只能复述文字或讲不出</w:t>
+              <w:t>只能复述AI的话或讲不出</w:t>
             </w:r>
           </w:p>
         </w:tc>
@@ -10674,16 +10774,16 @@
           </w:tcPr>
           <w:p>
             <w:r>
-              <w:t>没有验证，或只说</w:t>
-            </w:r>
-            <w:r>
-              <w:t>"</w:t>
-            </w:r>
-            <w:r>
-              <w:t>更好维护</w:t>
-            </w:r>
-            <w:r>
-              <w:t>"</w:t>
+              <w:t>没有核实，或只说"AI说对了"</w:t>
+            </w:r>
+            <w:r>
+              <w:t/>
+            </w:r>
+            <w:r>
+              <w:t/>
+            </w:r>
+            <w:r>
+              <w:t/>
             </w:r>
           </w:p>
         </w:tc>
@@ -10806,7 +10906,7 @@
           <w:rFonts w:ascii="宋体" w:hAnsi="宋体" w:cs="宋体"/>
           <w:szCs w:val="21"/>
         </w:rPr>
-        <w:t>（4）作品讲解的录屏须由本人完成并演示测试运行。</w:t>
+        <w:t>（4）作品讲解的录屏须由本人完成，并演示核实AI答案的过程（断点、执行记录或测试运行）。</w:t>
       </w:r>
     </w:p>
     <w:p>
@@ -11023,7 +11123,6 @@
           <w:rFonts w:ascii="宋体" w:hAnsi="宋体" w:cs="宋体"/>
           <w:szCs w:val="21"/>
         </w:rPr>
-        <w:lastRenderedPageBreak/>
         <w:t>[7] Fowler M. 企业应用架构模式[M]. 王怀民，周斌，译. 北京：机械工业出版社，2010.</w:t>
       </w:r>
     </w:p>
@@ -11042,6 +11141,7 @@
           <w:rFonts w:ascii="宋体" w:hAnsi="宋体" w:cs="宋体"/>
           <w:szCs w:val="21"/>
         </w:rPr>
+        <w:lastRenderedPageBreak/>
         <w:t>[8] Ford N, Parsons R, Kua P. 演进式架构[M]. 周训杰，译. 北京：人民邮电出版社，2019.</w:t>
       </w:r>
     </w:p>
@@ -11348,8 +11448,15 @@
           <w:rFonts w:ascii="宋体" w:hAnsi="宋体" w:cs="宋体"/>
           <w:szCs w:val="21"/>
         </w:rPr>
+        <w:t xml:space="preserve">[23] Lehman M M. Programs, life cycles, and laws of software evolution[J]. </w:t>
+      </w:r>
+      <w:r>
+        <w:rPr>
+          <w:rFonts w:ascii="宋体" w:hAnsi="宋体" w:cs="宋体"/>
+          <w:szCs w:val="21"/>
+        </w:rPr>
         <w:lastRenderedPageBreak/>
-        <w:t>[23] Lehman M M. Programs, life cycles, and laws of software evolution[J]. Proceedings of the IEEE, 1980, 68(9): 1060-1076. DOI: 10.1109/PROC.1980.11805.</w:t>
+        <w:t>Proceedings of the IEEE, 1980, 68(9): 1060-1076. DOI: 10.1109/PROC.1980.11805.</w:t>
       </w:r>
     </w:p>
     <w:p>
@@ -11583,8 +11690,15 @@
           <w:rFonts w:ascii="宋体" w:hAnsi="宋体" w:cs="宋体"/>
           <w:szCs w:val="21"/>
         </w:rPr>
+        <w:t xml:space="preserve">[35] Conventional Commits. Conventional Commits 1.0.0[EB/OL]. </w:t>
+      </w:r>
+      <w:r>
+        <w:rPr>
+          <w:rFonts w:ascii="宋体" w:hAnsi="宋体" w:cs="宋体"/>
+          <w:szCs w:val="21"/>
+        </w:rPr>
         <w:lastRenderedPageBreak/>
-        <w:t>[35] Conventional Commits. Conventional Commits 1.0.0[EB/OL]. https://www.conventionalcommits.org/en/v1.0.0/.</w:t>
+        <w:t>https://www.conventionalcommits.org/en/v1.0.0/.</w:t>
       </w:r>
     </w:p>
     <w:p>
@@ -11784,16 +11898,13 @@
         </w:rPr>
         <w:t xml:space="preserve">[46] macrozheng. mall-swarm[CP/OL]. </w:t>
       </w:r>
-      <w:hyperlink r:id="rId8" w:history="1">
-        <w:r>
-          <w:rPr>
-            <w:rStyle w:val="a6"/>
-            <w:rFonts w:ascii="宋体" w:hAnsi="宋体" w:cs="宋体"/>
-            <w:szCs w:val="21"/>
-          </w:rPr>
-          <w:t>https://github.com/macrozheng/mall-swarm</w:t>
-        </w:r>
-      </w:hyperlink>
+      <w:r>
+        <w:rPr>
+          <w:rFonts w:ascii="宋体" w:hAnsi="宋体" w:cs="宋体"/>
+          <w:szCs w:val="21"/>
+        </w:rPr>
+        <w:t>https://github.com/macrozheng/mall-swarm</w:t>
+      </w:r>
       <w:r>
         <w:rPr>
           <w:rFonts w:ascii="宋体" w:hAnsi="宋体" w:cs="宋体"/>
@@ -11830,6 +11941,13 @@
           <w:szCs w:val="21"/>
         </w:rPr>
       </w:pPr>
+      <w:r>
+        <w:rPr>
+          <w:rFonts w:ascii="宋体" w:hAnsi="宋体" w:cs="宋体"/>
+          <w:szCs w:val="21"/>
+        </w:rPr>
+        <w:t>[48] 课程组. mall／mall-swarm 产品拆解[Z]. 课程读物.</w:t>
+      </w:r>
     </w:p>
     <w:p>
       <w:pPr>
@@ -11841,6 +11959,35 @@
           <w:szCs w:val="21"/>
         </w:rPr>
       </w:pPr>
+      <w:r>
+        <w:rPr>
+          <w:rFonts w:ascii="宋体" w:hAnsi="宋体" w:cs="宋体"/>
+          <w:szCs w:val="21"/>
+        </w:rPr>
+        <w:t>[49] Nygard M. Documenting Architecture Decisions[EB/OL]. 2011. https://cognitect.com/blog/2011/11/15/documenting-architecture-decisions</w:t>
+      </w:r>
+    </w:p>
+    <w:p>
+      <w:pPr>
+        <w:spacing w:line="360" w:lineRule="auto"/>
+        <w:ind w:firstLine="421"/>
+        <w:jc w:val="left"/>
+        <w:rPr>
+          <w:rFonts w:ascii="宋体" w:hAnsi="宋体" w:cs="宋体" w:hint="eastAsia"/>
+          <w:szCs w:val="21"/>
+        </w:rPr>
+      </w:pPr>
+    </w:p>
+    <w:p>
+      <w:pPr>
+        <w:spacing w:line="360" w:lineRule="auto"/>
+        <w:ind w:firstLine="421"/>
+        <w:jc w:val="left"/>
+        <w:rPr>
+          <w:rFonts w:ascii="宋体" w:hAnsi="宋体" w:cs="宋体" w:hint="eastAsia"/>
+          <w:szCs w:val="21"/>
+        </w:rPr>
+      </w:pPr>
     </w:p>
     <w:p>
       <w:pPr>
@@ -11911,7 +12058,7 @@
       </w:pPr>
     </w:p>
     <w:sectPr>
-      <w:headerReference w:type="default" r:id="rId9"/>
+      <w:headerReference w:type="default" r:id="rId8"/>
       <w:pgSz w:w="11906" w:h="16838"/>
       <w:pgMar w:top="1440" w:right="1134" w:bottom="1440" w:left="1797" w:header="851" w:footer="0" w:gutter="0"/>
       <w:cols w:space="720"/>

--- a/SDC/教学资料/软件设计与规范-教学大纲-2026秋季修订版（棕地项目）.docx
+++ b/SDC/教学资料/软件设计与规范-教学大纲-2026秋季修订版（棕地项目）.docx
@@ -1372,6 +1372,41 @@
           <w:rFonts w:ascii="宋体" w:hAnsi="宋体" w:cs="宋体"/>
           <w:szCs w:val="21"/>
         </w:rPr>
+        <w:t>需求如何转为设计方案：质量特性是非功能需求的语言，设计是对它的回应；把性能、安全、易用性、可靠性等质量需求转成设计手段与代价，技术说明写成回应的需求、优点、限制与不足。</w:t>
+      </w:r>
+      <w:r>
+        <w:rPr>
+          <w:rFonts w:ascii="宋体" w:hAnsi="宋体" w:cs="宋体"/>
+          <w:szCs w:val="21"/>
+        </w:rPr>
+      </w:r>
+      <w:r>
+        <w:rPr>
+          <w:rFonts w:ascii="宋体" w:hAnsi="宋体" w:cs="宋体" w:hint="eastAsia"/>
+          <w:szCs w:val="21"/>
+        </w:rPr>
+      </w:r>
+      <w:r>
+        <w:rPr>
+          <w:rFonts w:ascii="宋体" w:hAnsi="宋体" w:cs="宋体"/>
+          <w:szCs w:val="21"/>
+        </w:rPr>
+      </w:r>
+    </w:p>
+    <w:p>
+      <w:pPr>
+        <w:spacing w:line="360" w:lineRule="auto"/>
+        <w:ind w:firstLine="420"/>
+        <w:rPr>
+          <w:rFonts w:ascii="宋体" w:hAnsi="宋体" w:cs="宋体" w:hint="eastAsia"/>
+          <w:szCs w:val="21"/>
+        </w:rPr>
+      </w:pPr>
+      <w:r>
+        <w:rPr>
+          <w:rFonts w:ascii="宋体" w:hAnsi="宋体" w:cs="宋体"/>
+          <w:szCs w:val="21"/>
+        </w:rPr>
         <w:t>AI for SE：提示词模式，如Persona、Few-shot、Template、Question Refinement等；AI</w:t>
       </w:r>
       <w:r>
@@ -1828,6 +1863,23 @@
           <w:rFonts w:ascii="宋体" w:hAnsi="宋体" w:cs="宋体"/>
           <w:szCs w:val="21"/>
         </w:rPr>
+      </w:r>
+    </w:p>
+    <w:p>
+      <w:pPr>
+        <w:spacing w:line="360" w:lineRule="auto"/>
+        <w:ind w:firstLine="420"/>
+        <w:rPr>
+          <w:rFonts w:ascii="宋体" w:hAnsi="宋体" w:cs="宋体" w:hint="eastAsia"/>
+          <w:szCs w:val="21"/>
+        </w:rPr>
+      </w:pPr>
+      <w:r>
+        <w:rPr>
+          <w:rFonts w:ascii="宋体" w:hAnsi="宋体" w:cs="宋体"/>
+          <w:szCs w:val="21"/>
+        </w:rPr>
+        <w:t>需求如何转为设计方案：以本项目与微服务版的对照为例，说明各组件回应哪条非功能需求、付出什么代价；技术说明写成回应的需求、优点、限制与不足。</w:t>
       </w:r>
     </w:p>
     <w:p>
